--- a/notes_06May2023.docx
+++ b/notes_06May2023.docx
@@ -247,20 +247,7 @@
           <w:lang w:val="en-US"/>
         </w:rPr>
         <w:tab/>
-      </w:r>
-      <w:proofErr w:type="spellStart"/>
-      <w:r>
-        <w:rPr>
-          <w:lang w:val="en-US"/>
-        </w:rPr>
-        <w:t>System.out.println</w:t>
-      </w:r>
-      <w:proofErr w:type="spellEnd"/>
-      <w:r>
-        <w:rPr>
-          <w:lang w:val="en-US"/>
-        </w:rPr>
-        <w:t>();</w:t>
+        <w:t>System.out.println();</w:t>
       </w:r>
     </w:p>
     <w:p>
@@ -290,36 +277,34 @@
         </w:rPr>
         <w:tab/>
       </w:r>
-      <w:proofErr w:type="spellStart"/>
-      <w:r>
-        <w:rPr>
-          <w:lang w:val="en-US"/>
-        </w:rPr>
-        <w:t>System.out.println</w:t>
-      </w:r>
-      <w:proofErr w:type="spellEnd"/>
-      <w:r>
-        <w:rPr>
-          <w:lang w:val="en-US"/>
-        </w:rPr>
-        <w:t>();</w:t>
-      </w:r>
-    </w:p>
-    <w:p>
-      <w:pPr>
-        <w:pStyle w:val="ListParagraph"/>
-        <w:rPr>
-          <w:lang w:val="en-US"/>
-        </w:rPr>
-      </w:pPr>
-    </w:p>
-    <w:p>
-      <w:pPr>
-        <w:pStyle w:val="ListParagraph"/>
-        <w:rPr>
-          <w:lang w:val="en-US"/>
-        </w:rPr>
-      </w:pPr>
+      <w:r>
+        <w:rPr>
+          <w:lang w:val="en-US"/>
+        </w:rPr>
+        <w:t>System.out.println();</w:t>
+      </w:r>
+    </w:p>
+    <w:p>
+      <w:pPr>
+        <w:pStyle w:val="ListParagraph"/>
+        <w:rPr>
+          <w:lang w:val="en-US"/>
+        </w:rPr>
+      </w:pPr>
+    </w:p>
+    <w:p>
+      <w:pPr>
+        <w:pStyle w:val="ListParagraph"/>
+        <w:rPr>
+          <w:lang w:val="en-US"/>
+        </w:rPr>
+      </w:pPr>
+      <w:r>
+        <w:rPr>
+          <w:lang w:val="en-US"/>
+        </w:rPr>
+        <w:t>Code quality:</w:t>
+      </w:r>
     </w:p>
     <w:p>
       <w:pPr>
@@ -344,21 +329,7 @@
         <w:rPr>
           <w:lang w:val="en-US"/>
         </w:rPr>
-        <w:t xml:space="preserve">{} for every true or false part of </w:t>
-      </w:r>
-      <w:proofErr w:type="spellStart"/>
-      <w:r>
-        <w:rPr>
-          <w:lang w:val="en-US"/>
-        </w:rPr>
-        <w:t>if</w:t>
-      </w:r>
-      <w:proofErr w:type="spellEnd"/>
-      <w:r>
-        <w:rPr>
-          <w:lang w:val="en-US"/>
-        </w:rPr>
-        <w:t xml:space="preserve"> and loop</w:t>
+        <w:t>{} for every true or false part of if and loop</w:t>
       </w:r>
     </w:p>
     <w:p>
@@ -501,6 +472,21 @@
         </w:rPr>
         <w:t>SonarQube demo:</w:t>
       </w:r>
+      <w:r>
+        <w:rPr>
+          <w:lang w:val="en-US"/>
+        </w:rPr>
+        <w:t xml:space="preserve"> demo is given and recorded the same and uploaded.</w:t>
+      </w:r>
+    </w:p>
+    <w:p>
+      <w:pPr>
+        <w:pStyle w:val="ListParagraph"/>
+        <w:ind w:left="1080"/>
+        <w:rPr>
+          <w:lang w:val="en-US"/>
+        </w:rPr>
+      </w:pPr>
     </w:p>
     <w:p>
       <w:pPr>
@@ -580,7 +566,7 @@
         <w:rPr>
           <w:lang w:val="en-US"/>
         </w:rPr>
-        <w:t>Java practice question and answer</w:t>
+        <w:t>Java practice challenge questions are uploaded to git.</w:t>
       </w:r>
     </w:p>
     <w:p>
@@ -595,8 +581,2309 @@
         <w:rPr>
           <w:lang w:val="en-US"/>
         </w:rPr>
-        <w:t>Core Java Assessment MCQs</w:t>
-      </w:r>
+        <w:t>Preparation for MCQ content is added to git.</w:t>
+      </w:r>
+    </w:p>
+    <w:p>
+      <w:pPr>
+        <w:pStyle w:val="ListParagraph"/>
+        <w:ind w:left="1080"/>
+        <w:rPr>
+          <w:lang w:val="en-US"/>
+        </w:rPr>
+      </w:pPr>
+    </w:p>
+    <w:p>
+      <w:pPr>
+        <w:pStyle w:val="ListParagraph"/>
+        <w:ind w:left="1080"/>
+        <w:rPr>
+          <w:lang w:val="en-US"/>
+        </w:rPr>
+      </w:pPr>
+      <w:r>
+        <w:rPr>
+          <w:lang w:val="en-US"/>
+        </w:rPr>
+        <w:t>MCQ on CSS test at 11:30 am</w:t>
+      </w:r>
+    </w:p>
+    <w:p>
+      <w:pPr>
+        <w:pStyle w:val="ListParagraph"/>
+        <w:ind w:left="1080"/>
+        <w:rPr>
+          <w:lang w:val="en-US"/>
+        </w:rPr>
+      </w:pPr>
+      <w:r>
+        <w:rPr>
+          <w:lang w:val="en-US"/>
+        </w:rPr>
+        <w:t>Subjective test on core java after lunch</w:t>
+      </w:r>
+    </w:p>
+    <w:p>
+      <w:pPr>
+        <w:pStyle w:val="ListParagraph"/>
+        <w:ind w:left="1080"/>
+        <w:rPr>
+          <w:lang w:val="en-US"/>
+        </w:rPr>
+      </w:pPr>
+    </w:p>
+    <w:p>
+      <w:pPr>
+        <w:spacing w:before="100" w:beforeAutospacing="1" w:after="0" w:line="240" w:lineRule="auto"/>
+        <w:jc w:val="center"/>
+        <w:rPr>
+          <w:rFonts w:ascii="Times New Roman" w:eastAsia="Times New Roman" w:hAnsi="Times New Roman" w:cs="Times New Roman"/>
+          <w:color w:val="000000"/>
+          <w:sz w:val="26"/>
+          <w:szCs w:val="26"/>
+          <w:lang w:eastAsia="en-IN"/>
+        </w:rPr>
+      </w:pPr>
+      <w:r>
+        <w:rPr>
+          <w:rFonts w:ascii="Times New Roman" w:eastAsia="Times New Roman" w:hAnsi="Times New Roman" w:cs="Times New Roman"/>
+          <w:b/>
+          <w:bCs/>
+          <w:color w:val="333333"/>
+          <w:sz w:val="26"/>
+          <w:szCs w:val="26"/>
+          <w:lang w:eastAsia="en-IN"/>
+        </w:rPr>
+        <w:t>ArrayList to String Array</w:t>
+      </w:r>
+    </w:p>
+    <w:p>
+      <w:pPr>
+        <w:spacing w:before="100" w:beforeAutospacing="1" w:after="100" w:afterAutospacing="1" w:line="240" w:lineRule="auto"/>
+        <w:rPr>
+          <w:rFonts w:ascii="Times New Roman" w:eastAsia="Times New Roman" w:hAnsi="Times New Roman" w:cs="Times New Roman"/>
+          <w:color w:val="333333"/>
+          <w:sz w:val="26"/>
+          <w:szCs w:val="26"/>
+          <w:lang w:eastAsia="en-IN"/>
+        </w:rPr>
+      </w:pPr>
+      <w:r>
+        <w:rPr>
+          <w:rFonts w:ascii="Times New Roman" w:eastAsia="Times New Roman" w:hAnsi="Times New Roman" w:cs="Times New Roman"/>
+          <w:color w:val="333333"/>
+          <w:sz w:val="26"/>
+          <w:szCs w:val="26"/>
+          <w:lang w:eastAsia="en-IN"/>
+        </w:rPr>
+        <w:lastRenderedPageBreak/>
+        <w:br/>
+        <w:t>Write a program that performs the following actions:</w:t>
+      </w:r>
+      <w:r>
+        <w:rPr>
+          <w:rFonts w:ascii="Times New Roman" w:eastAsia="Times New Roman" w:hAnsi="Times New Roman" w:cs="Times New Roman"/>
+          <w:color w:val="333333"/>
+          <w:sz w:val="26"/>
+          <w:szCs w:val="26"/>
+          <w:lang w:eastAsia="en-IN"/>
+        </w:rPr>
+        <w:br/>
+      </w:r>
+      <w:r>
+        <w:rPr>
+          <w:rFonts w:ascii="Times New Roman" w:eastAsia="Times New Roman" w:hAnsi="Times New Roman" w:cs="Times New Roman"/>
+          <w:color w:val="333333"/>
+          <w:sz w:val="26"/>
+          <w:szCs w:val="26"/>
+          <w:lang w:eastAsia="en-IN"/>
+        </w:rPr>
+        <w:br/>
+        <w:t>1.Read m strings as input (fruit names).</w:t>
+      </w:r>
+      <w:r>
+        <w:rPr>
+          <w:rFonts w:ascii="Times New Roman" w:eastAsia="Times New Roman" w:hAnsi="Times New Roman" w:cs="Times New Roman"/>
+          <w:color w:val="333333"/>
+          <w:sz w:val="26"/>
+          <w:szCs w:val="26"/>
+          <w:lang w:eastAsia="en-IN"/>
+        </w:rPr>
+        <w:br/>
+        <w:t>2.Create an arraylist to store the above m strings in this arraylist.</w:t>
+      </w:r>
+      <w:r>
+        <w:rPr>
+          <w:rFonts w:ascii="Times New Roman" w:eastAsia="Times New Roman" w:hAnsi="Times New Roman" w:cs="Times New Roman"/>
+          <w:color w:val="333333"/>
+          <w:sz w:val="26"/>
+          <w:szCs w:val="26"/>
+          <w:lang w:eastAsia="en-IN"/>
+        </w:rPr>
+        <w:br/>
+        <w:t>3.Read n strings as input (fruit names).</w:t>
+      </w:r>
+      <w:r>
+        <w:rPr>
+          <w:rFonts w:ascii="Times New Roman" w:eastAsia="Times New Roman" w:hAnsi="Times New Roman" w:cs="Times New Roman"/>
+          <w:color w:val="333333"/>
+          <w:sz w:val="26"/>
+          <w:szCs w:val="26"/>
+          <w:lang w:eastAsia="en-IN"/>
+        </w:rPr>
+        <w:br/>
+        <w:t>4.Create an arraylist to store the above n strings in this arraylist.</w:t>
+      </w:r>
+      <w:r>
+        <w:rPr>
+          <w:rFonts w:ascii="Times New Roman" w:eastAsia="Times New Roman" w:hAnsi="Times New Roman" w:cs="Times New Roman"/>
+          <w:color w:val="333333"/>
+          <w:sz w:val="26"/>
+          <w:szCs w:val="26"/>
+          <w:lang w:eastAsia="en-IN"/>
+        </w:rPr>
+        <w:br/>
+        <w:t>5.Write a function fruitSelector which accepts the arraylists as input.</w:t>
+      </w:r>
+      <w:r>
+        <w:rPr>
+          <w:rFonts w:ascii="Times New Roman" w:eastAsia="Times New Roman" w:hAnsi="Times New Roman" w:cs="Times New Roman"/>
+          <w:color w:val="333333"/>
+          <w:sz w:val="26"/>
+          <w:szCs w:val="26"/>
+          <w:lang w:eastAsia="en-IN"/>
+        </w:rPr>
+        <w:br/>
+        <w:t>6.Remove all fruits whose name ends with 'a' or 'e' from first arrayList and remove all fruits whose name begins  with 'm' or 'a' from second arrayList then combine the two lists and return the final output as a String array.</w:t>
+      </w:r>
+      <w:r>
+        <w:rPr>
+          <w:rFonts w:ascii="Times New Roman" w:eastAsia="Times New Roman" w:hAnsi="Times New Roman" w:cs="Times New Roman"/>
+          <w:color w:val="333333"/>
+          <w:sz w:val="26"/>
+          <w:szCs w:val="26"/>
+          <w:lang w:eastAsia="en-IN"/>
+        </w:rPr>
+        <w:br/>
+        <w:t>7.If the array is empty the program will print as “No fruit found”</w:t>
+      </w:r>
+      <w:r>
+        <w:rPr>
+          <w:rFonts w:ascii="Times New Roman" w:eastAsia="Times New Roman" w:hAnsi="Times New Roman" w:cs="Times New Roman"/>
+          <w:color w:val="333333"/>
+          <w:sz w:val="26"/>
+          <w:szCs w:val="26"/>
+          <w:lang w:eastAsia="en-IN"/>
+        </w:rPr>
+        <w:br/>
+        <w:t>Include a class UserMainCode with the static method </w:t>
+      </w:r>
+      <w:r>
+        <w:rPr>
+          <w:rFonts w:ascii="Times New Roman" w:eastAsia="Times New Roman" w:hAnsi="Times New Roman" w:cs="Times New Roman"/>
+          <w:b/>
+          <w:bCs/>
+          <w:color w:val="333333"/>
+          <w:sz w:val="26"/>
+          <w:szCs w:val="26"/>
+          <w:lang w:eastAsia="en-IN"/>
+        </w:rPr>
+        <w:t>fruitSelector</w:t>
+      </w:r>
+      <w:r>
+        <w:rPr>
+          <w:rFonts w:ascii="Times New Roman" w:eastAsia="Times New Roman" w:hAnsi="Times New Roman" w:cs="Times New Roman"/>
+          <w:color w:val="333333"/>
+          <w:sz w:val="26"/>
+          <w:szCs w:val="26"/>
+          <w:lang w:eastAsia="en-IN"/>
+        </w:rPr>
+        <w:t> which accepts the two arraylists and returns an array.</w:t>
+      </w:r>
+      <w:r>
+        <w:rPr>
+          <w:rFonts w:ascii="Times New Roman" w:eastAsia="Times New Roman" w:hAnsi="Times New Roman" w:cs="Times New Roman"/>
+          <w:color w:val="333333"/>
+          <w:sz w:val="26"/>
+          <w:szCs w:val="26"/>
+          <w:lang w:eastAsia="en-IN"/>
+        </w:rPr>
+        <w:br/>
+      </w:r>
+      <w:r>
+        <w:rPr>
+          <w:rFonts w:ascii="Times New Roman" w:eastAsia="Times New Roman" w:hAnsi="Times New Roman" w:cs="Times New Roman"/>
+          <w:color w:val="333333"/>
+          <w:sz w:val="26"/>
+          <w:szCs w:val="26"/>
+          <w:lang w:eastAsia="en-IN"/>
+        </w:rPr>
+        <w:br/>
+        <w:t>Create a Class Main which would be used to read n strings and call the static method present in UserMainCode.</w:t>
+      </w:r>
+      <w:r>
+        <w:rPr>
+          <w:rFonts w:ascii="Times New Roman" w:eastAsia="Times New Roman" w:hAnsi="Times New Roman" w:cs="Times New Roman"/>
+          <w:color w:val="333333"/>
+          <w:sz w:val="26"/>
+          <w:szCs w:val="26"/>
+          <w:lang w:eastAsia="en-IN"/>
+        </w:rPr>
+        <w:br/>
+      </w:r>
+      <w:r>
+        <w:rPr>
+          <w:rFonts w:ascii="Times New Roman" w:eastAsia="Times New Roman" w:hAnsi="Times New Roman" w:cs="Times New Roman"/>
+          <w:color w:val="333333"/>
+          <w:sz w:val="26"/>
+          <w:szCs w:val="26"/>
+          <w:lang w:eastAsia="en-IN"/>
+        </w:rPr>
+        <w:br/>
+      </w:r>
+      <w:r>
+        <w:rPr>
+          <w:rFonts w:ascii="Times New Roman" w:eastAsia="Times New Roman" w:hAnsi="Times New Roman" w:cs="Times New Roman"/>
+          <w:b/>
+          <w:bCs/>
+          <w:color w:val="333333"/>
+          <w:sz w:val="26"/>
+          <w:szCs w:val="26"/>
+          <w:lang w:eastAsia="en-IN"/>
+        </w:rPr>
+        <w:t>Input and Output Format:</w:t>
+      </w:r>
+      <w:r>
+        <w:rPr>
+          <w:rFonts w:ascii="Times New Roman" w:eastAsia="Times New Roman" w:hAnsi="Times New Roman" w:cs="Times New Roman"/>
+          <w:color w:val="333333"/>
+          <w:sz w:val="26"/>
+          <w:szCs w:val="26"/>
+          <w:lang w:eastAsia="en-IN"/>
+        </w:rPr>
+        <w:br/>
+      </w:r>
+      <w:r>
+        <w:rPr>
+          <w:rFonts w:ascii="Times New Roman" w:eastAsia="Times New Roman" w:hAnsi="Times New Roman" w:cs="Times New Roman"/>
+          <w:color w:val="333333"/>
+          <w:sz w:val="26"/>
+          <w:szCs w:val="26"/>
+          <w:lang w:eastAsia="en-IN"/>
+        </w:rPr>
+        <w:br/>
+        <w:t>Input consists of an integer (m) denoting the size of first arraylist. The next m elements would be the values of the first arraylist. The next input would be n denoting the size of the second arraylist. The next n elements would be the values of the second arraylist.</w:t>
+      </w:r>
+      <w:r>
+        <w:rPr>
+          <w:rFonts w:ascii="Times New Roman" w:eastAsia="Times New Roman" w:hAnsi="Times New Roman" w:cs="Times New Roman"/>
+          <w:color w:val="333333"/>
+          <w:sz w:val="26"/>
+          <w:szCs w:val="26"/>
+          <w:lang w:eastAsia="en-IN"/>
+        </w:rPr>
+        <w:br/>
+      </w:r>
+      <w:r>
+        <w:rPr>
+          <w:rFonts w:ascii="Times New Roman" w:eastAsia="Times New Roman" w:hAnsi="Times New Roman" w:cs="Times New Roman"/>
+          <w:color w:val="333333"/>
+          <w:sz w:val="26"/>
+          <w:szCs w:val="26"/>
+          <w:lang w:eastAsia="en-IN"/>
+        </w:rPr>
+        <w:br/>
+        <w:t>Output consists of an array as per step 6. Refer sample output for formatting specifications.</w:t>
+      </w:r>
+      <w:r>
+        <w:rPr>
+          <w:rFonts w:ascii="Times New Roman" w:eastAsia="Times New Roman" w:hAnsi="Times New Roman" w:cs="Times New Roman"/>
+          <w:color w:val="333333"/>
+          <w:sz w:val="26"/>
+          <w:szCs w:val="26"/>
+          <w:lang w:eastAsia="en-IN"/>
+        </w:rPr>
+        <w:br/>
+      </w:r>
+      <w:r>
+        <w:rPr>
+          <w:rFonts w:ascii="Times New Roman" w:eastAsia="Times New Roman" w:hAnsi="Times New Roman" w:cs="Times New Roman"/>
+          <w:color w:val="333333"/>
+          <w:sz w:val="26"/>
+          <w:szCs w:val="26"/>
+          <w:lang w:eastAsia="en-IN"/>
+        </w:rPr>
+        <w:br/>
+      </w:r>
+      <w:r>
+        <w:rPr>
+          <w:rFonts w:ascii="Times New Roman" w:eastAsia="Times New Roman" w:hAnsi="Times New Roman" w:cs="Times New Roman"/>
+          <w:b/>
+          <w:bCs/>
+          <w:color w:val="333333"/>
+          <w:sz w:val="26"/>
+          <w:szCs w:val="26"/>
+          <w:lang w:eastAsia="en-IN"/>
+        </w:rPr>
+        <w:t>Sample Input 1:</w:t>
+      </w:r>
+      <w:r>
+        <w:rPr>
+          <w:rFonts w:ascii="Times New Roman" w:eastAsia="Times New Roman" w:hAnsi="Times New Roman" w:cs="Times New Roman"/>
+          <w:color w:val="333333"/>
+          <w:sz w:val="26"/>
+          <w:szCs w:val="26"/>
+          <w:lang w:eastAsia="en-IN"/>
+        </w:rPr>
+        <w:br/>
+        <w:t>3</w:t>
+      </w:r>
+      <w:r>
+        <w:rPr>
+          <w:rFonts w:ascii="Times New Roman" w:eastAsia="Times New Roman" w:hAnsi="Times New Roman" w:cs="Times New Roman"/>
+          <w:color w:val="333333"/>
+          <w:sz w:val="26"/>
+          <w:szCs w:val="26"/>
+          <w:lang w:eastAsia="en-IN"/>
+        </w:rPr>
+        <w:br/>
+        <w:t>Apple</w:t>
+      </w:r>
+      <w:r>
+        <w:rPr>
+          <w:rFonts w:ascii="Times New Roman" w:eastAsia="Times New Roman" w:hAnsi="Times New Roman" w:cs="Times New Roman"/>
+          <w:color w:val="333333"/>
+          <w:sz w:val="26"/>
+          <w:szCs w:val="26"/>
+          <w:lang w:eastAsia="en-IN"/>
+        </w:rPr>
+        <w:br/>
+        <w:t>Cherry</w:t>
+      </w:r>
+      <w:r>
+        <w:rPr>
+          <w:rFonts w:ascii="Times New Roman" w:eastAsia="Times New Roman" w:hAnsi="Times New Roman" w:cs="Times New Roman"/>
+          <w:color w:val="333333"/>
+          <w:sz w:val="26"/>
+          <w:szCs w:val="26"/>
+          <w:lang w:eastAsia="en-IN"/>
+        </w:rPr>
+        <w:br/>
+        <w:t>Grapes</w:t>
+      </w:r>
+      <w:r>
+        <w:rPr>
+          <w:rFonts w:ascii="Times New Roman" w:eastAsia="Times New Roman" w:hAnsi="Times New Roman" w:cs="Times New Roman"/>
+          <w:color w:val="333333"/>
+          <w:sz w:val="26"/>
+          <w:szCs w:val="26"/>
+          <w:lang w:eastAsia="en-IN"/>
+        </w:rPr>
+        <w:br/>
+        <w:t>4</w:t>
+      </w:r>
+      <w:r>
+        <w:rPr>
+          <w:rFonts w:ascii="Times New Roman" w:eastAsia="Times New Roman" w:hAnsi="Times New Roman" w:cs="Times New Roman"/>
+          <w:color w:val="333333"/>
+          <w:sz w:val="26"/>
+          <w:szCs w:val="26"/>
+          <w:lang w:eastAsia="en-IN"/>
+        </w:rPr>
+        <w:br/>
+        <w:t>Orange</w:t>
+      </w:r>
+      <w:r>
+        <w:rPr>
+          <w:rFonts w:ascii="Times New Roman" w:eastAsia="Times New Roman" w:hAnsi="Times New Roman" w:cs="Times New Roman"/>
+          <w:color w:val="333333"/>
+          <w:sz w:val="26"/>
+          <w:szCs w:val="26"/>
+          <w:lang w:eastAsia="en-IN"/>
+        </w:rPr>
+        <w:br/>
+        <w:t>Mango</w:t>
+      </w:r>
+      <w:r>
+        <w:rPr>
+          <w:rFonts w:ascii="Times New Roman" w:eastAsia="Times New Roman" w:hAnsi="Times New Roman" w:cs="Times New Roman"/>
+          <w:color w:val="333333"/>
+          <w:sz w:val="26"/>
+          <w:szCs w:val="26"/>
+          <w:lang w:eastAsia="en-IN"/>
+        </w:rPr>
+        <w:br/>
+        <w:t>Melon</w:t>
+      </w:r>
+      <w:r>
+        <w:rPr>
+          <w:rFonts w:ascii="Times New Roman" w:eastAsia="Times New Roman" w:hAnsi="Times New Roman" w:cs="Times New Roman"/>
+          <w:color w:val="333333"/>
+          <w:sz w:val="26"/>
+          <w:szCs w:val="26"/>
+          <w:lang w:eastAsia="en-IN"/>
+        </w:rPr>
+        <w:br/>
+        <w:t>Apple</w:t>
+      </w:r>
+      <w:r>
+        <w:rPr>
+          <w:rFonts w:ascii="Times New Roman" w:eastAsia="Times New Roman" w:hAnsi="Times New Roman" w:cs="Times New Roman"/>
+          <w:color w:val="333333"/>
+          <w:sz w:val="26"/>
+          <w:szCs w:val="26"/>
+          <w:lang w:eastAsia="en-IN"/>
+        </w:rPr>
+        <w:br/>
+      </w:r>
+      <w:r>
+        <w:rPr>
+          <w:rFonts w:ascii="Times New Roman" w:eastAsia="Times New Roman" w:hAnsi="Times New Roman" w:cs="Times New Roman"/>
+          <w:b/>
+          <w:bCs/>
+          <w:color w:val="333333"/>
+          <w:sz w:val="26"/>
+          <w:szCs w:val="26"/>
+          <w:lang w:eastAsia="en-IN"/>
+        </w:rPr>
+        <w:t>Sample Output 1:</w:t>
+      </w:r>
+      <w:r>
+        <w:rPr>
+          <w:rFonts w:ascii="Times New Roman" w:eastAsia="Times New Roman" w:hAnsi="Times New Roman" w:cs="Times New Roman"/>
+          <w:color w:val="333333"/>
+          <w:sz w:val="26"/>
+          <w:szCs w:val="26"/>
+          <w:lang w:eastAsia="en-IN"/>
+        </w:rPr>
+        <w:br/>
+        <w:t>Cherry</w:t>
+      </w:r>
+      <w:r>
+        <w:rPr>
+          <w:rFonts w:ascii="Times New Roman" w:eastAsia="Times New Roman" w:hAnsi="Times New Roman" w:cs="Times New Roman"/>
+          <w:color w:val="333333"/>
+          <w:sz w:val="26"/>
+          <w:szCs w:val="26"/>
+          <w:lang w:eastAsia="en-IN"/>
+        </w:rPr>
+        <w:br/>
+        <w:t>Grapes</w:t>
+      </w:r>
+      <w:r>
+        <w:rPr>
+          <w:rFonts w:ascii="Times New Roman" w:eastAsia="Times New Roman" w:hAnsi="Times New Roman" w:cs="Times New Roman"/>
+          <w:color w:val="333333"/>
+          <w:sz w:val="26"/>
+          <w:szCs w:val="26"/>
+          <w:lang w:eastAsia="en-IN"/>
+        </w:rPr>
+        <w:br/>
+        <w:t>Orange</w:t>
+      </w:r>
+    </w:p>
+    <w:p>
+      <w:r>
+        <w:br w:type="page"/>
+      </w:r>
+    </w:p>
+    <w:p>
+      <w:r>
+        <w:lastRenderedPageBreak/>
+        <w:t>HTML</w:t>
+      </w:r>
+    </w:p>
+    <w:p>
+      <w:r>
+        <w:t xml:space="preserve">Create </w:t>
+      </w:r>
+    </w:p>
+    <w:p/>
+    <w:p>
+      <w:pPr>
+        <w:spacing w:after="0" w:line="240" w:lineRule="auto"/>
+        <w:jc w:val="center"/>
+        <w:rPr>
+          <w:rFonts w:ascii="Times New Roman" w:eastAsia="Times New Roman" w:hAnsi="Times New Roman" w:cs="Times New Roman"/>
+          <w:color w:val="000000"/>
+          <w:sz w:val="26"/>
+          <w:szCs w:val="26"/>
+          <w:lang w:eastAsia="en-IN"/>
+        </w:rPr>
+      </w:pPr>
+      <w:r>
+        <w:rPr>
+          <w:rFonts w:ascii="Times New Roman" w:eastAsia="Times New Roman" w:hAnsi="Times New Roman" w:cs="Times New Roman"/>
+          <w:b/>
+          <w:bCs/>
+          <w:color w:val="333333"/>
+          <w:sz w:val="26"/>
+          <w:szCs w:val="26"/>
+          <w:lang w:eastAsia="en-IN"/>
+        </w:rPr>
+        <w:t>Digits - II</w:t>
+      </w:r>
+    </w:p>
+    <w:p>
+      <w:pPr>
+        <w:spacing w:after="0" w:line="240" w:lineRule="auto"/>
+        <w:rPr>
+          <w:rFonts w:ascii="Times New Roman" w:eastAsia="Times New Roman" w:hAnsi="Times New Roman" w:cs="Times New Roman"/>
+          <w:color w:val="000000"/>
+          <w:sz w:val="26"/>
+          <w:szCs w:val="26"/>
+          <w:lang w:eastAsia="en-IN"/>
+        </w:rPr>
+      </w:pPr>
+      <w:r>
+        <w:rPr>
+          <w:rFonts w:ascii="Times New Roman" w:eastAsia="Times New Roman" w:hAnsi="Times New Roman" w:cs="Times New Roman"/>
+          <w:color w:val="333333"/>
+          <w:sz w:val="26"/>
+          <w:szCs w:val="26"/>
+          <w:lang w:eastAsia="en-IN"/>
+        </w:rPr>
+        <w:br/>
+        <w:t>Write a program to read a non-negative integer n, compute the sum of its digits. If sum is greater than 9 repeat the process and calculate the sum once again until the final sum comes to single digit.Return the single digit.</w:t>
+      </w:r>
+      <w:r>
+        <w:rPr>
+          <w:rFonts w:ascii="Times New Roman" w:eastAsia="Times New Roman" w:hAnsi="Times New Roman" w:cs="Times New Roman"/>
+          <w:color w:val="333333"/>
+          <w:sz w:val="26"/>
+          <w:szCs w:val="26"/>
+          <w:lang w:eastAsia="en-IN"/>
+        </w:rPr>
+        <w:br/>
+        <w:t>Include a class UserMainCode with a static method </w:t>
+      </w:r>
+      <w:r>
+        <w:rPr>
+          <w:rFonts w:ascii="Times New Roman" w:eastAsia="Times New Roman" w:hAnsi="Times New Roman" w:cs="Times New Roman"/>
+          <w:b/>
+          <w:bCs/>
+          <w:color w:val="333333"/>
+          <w:sz w:val="26"/>
+          <w:szCs w:val="26"/>
+          <w:lang w:eastAsia="en-IN"/>
+        </w:rPr>
+        <w:t>getDigitSum</w:t>
+      </w:r>
+      <w:r>
+        <w:rPr>
+          <w:rFonts w:ascii="Times New Roman" w:eastAsia="Times New Roman" w:hAnsi="Times New Roman" w:cs="Times New Roman"/>
+          <w:color w:val="333333"/>
+          <w:sz w:val="26"/>
+          <w:szCs w:val="26"/>
+          <w:lang w:eastAsia="en-IN"/>
+        </w:rPr>
+        <w:t> which accepts the integer value. The return type is integer.</w:t>
+      </w:r>
+      <w:r>
+        <w:rPr>
+          <w:rFonts w:ascii="Times New Roman" w:eastAsia="Times New Roman" w:hAnsi="Times New Roman" w:cs="Times New Roman"/>
+          <w:color w:val="333333"/>
+          <w:sz w:val="26"/>
+          <w:szCs w:val="26"/>
+          <w:lang w:eastAsia="en-IN"/>
+        </w:rPr>
+        <w:br/>
+        <w:t>Create a Class Main which would be used to accept the string and call the static method present in UserMainCode.</w:t>
+      </w:r>
+      <w:r>
+        <w:rPr>
+          <w:rFonts w:ascii="Times New Roman" w:eastAsia="Times New Roman" w:hAnsi="Times New Roman" w:cs="Times New Roman"/>
+          <w:color w:val="333333"/>
+          <w:sz w:val="26"/>
+          <w:szCs w:val="26"/>
+          <w:lang w:eastAsia="en-IN"/>
+        </w:rPr>
+        <w:br/>
+      </w:r>
+      <w:r>
+        <w:rPr>
+          <w:rFonts w:ascii="Times New Roman" w:eastAsia="Times New Roman" w:hAnsi="Times New Roman" w:cs="Times New Roman"/>
+          <w:color w:val="333333"/>
+          <w:sz w:val="26"/>
+          <w:szCs w:val="26"/>
+          <w:lang w:eastAsia="en-IN"/>
+        </w:rPr>
+        <w:br/>
+      </w:r>
+      <w:r>
+        <w:rPr>
+          <w:rFonts w:ascii="Times New Roman" w:eastAsia="Times New Roman" w:hAnsi="Times New Roman" w:cs="Times New Roman"/>
+          <w:b/>
+          <w:bCs/>
+          <w:color w:val="333333"/>
+          <w:sz w:val="26"/>
+          <w:szCs w:val="26"/>
+          <w:lang w:eastAsia="en-IN"/>
+        </w:rPr>
+        <w:t>Input and Output Format:</w:t>
+      </w:r>
+      <w:r>
+        <w:rPr>
+          <w:rFonts w:ascii="Times New Roman" w:eastAsia="Times New Roman" w:hAnsi="Times New Roman" w:cs="Times New Roman"/>
+          <w:color w:val="333333"/>
+          <w:sz w:val="26"/>
+          <w:szCs w:val="26"/>
+          <w:lang w:eastAsia="en-IN"/>
+        </w:rPr>
+        <w:br/>
+        <w:t>Input consists of a integer.</w:t>
+      </w:r>
+      <w:r>
+        <w:rPr>
+          <w:rFonts w:ascii="Times New Roman" w:eastAsia="Times New Roman" w:hAnsi="Times New Roman" w:cs="Times New Roman"/>
+          <w:color w:val="333333"/>
+          <w:sz w:val="26"/>
+          <w:szCs w:val="26"/>
+          <w:lang w:eastAsia="en-IN"/>
+        </w:rPr>
+        <w:br/>
+        <w:t>Output consists of integer.</w:t>
+      </w:r>
+      <w:r>
+        <w:rPr>
+          <w:rFonts w:ascii="Times New Roman" w:eastAsia="Times New Roman" w:hAnsi="Times New Roman" w:cs="Times New Roman"/>
+          <w:color w:val="333333"/>
+          <w:sz w:val="26"/>
+          <w:szCs w:val="26"/>
+          <w:lang w:eastAsia="en-IN"/>
+        </w:rPr>
+        <w:br/>
+        <w:t>Refer sample output for formatting specifications.</w:t>
+      </w:r>
+      <w:r>
+        <w:rPr>
+          <w:rFonts w:ascii="Times New Roman" w:eastAsia="Times New Roman" w:hAnsi="Times New Roman" w:cs="Times New Roman"/>
+          <w:color w:val="333333"/>
+          <w:sz w:val="26"/>
+          <w:szCs w:val="26"/>
+          <w:lang w:eastAsia="en-IN"/>
+        </w:rPr>
+        <w:br/>
+      </w:r>
+      <w:r>
+        <w:rPr>
+          <w:rFonts w:ascii="Times New Roman" w:eastAsia="Times New Roman" w:hAnsi="Times New Roman" w:cs="Times New Roman"/>
+          <w:color w:val="333333"/>
+          <w:sz w:val="26"/>
+          <w:szCs w:val="26"/>
+          <w:lang w:eastAsia="en-IN"/>
+        </w:rPr>
+        <w:br/>
+      </w:r>
+      <w:r>
+        <w:rPr>
+          <w:rFonts w:ascii="Times New Roman" w:eastAsia="Times New Roman" w:hAnsi="Times New Roman" w:cs="Times New Roman"/>
+          <w:b/>
+          <w:bCs/>
+          <w:color w:val="333333"/>
+          <w:sz w:val="26"/>
+          <w:szCs w:val="26"/>
+          <w:lang w:eastAsia="en-IN"/>
+        </w:rPr>
+        <w:t>Sample Input 1:</w:t>
+      </w:r>
+      <w:r>
+        <w:rPr>
+          <w:rFonts w:ascii="Times New Roman" w:eastAsia="Times New Roman" w:hAnsi="Times New Roman" w:cs="Times New Roman"/>
+          <w:color w:val="333333"/>
+          <w:sz w:val="26"/>
+          <w:szCs w:val="26"/>
+          <w:lang w:eastAsia="en-IN"/>
+        </w:rPr>
+        <w:br/>
+        <w:t>9999</w:t>
+      </w:r>
+      <w:r>
+        <w:rPr>
+          <w:rFonts w:ascii="Times New Roman" w:eastAsia="Times New Roman" w:hAnsi="Times New Roman" w:cs="Times New Roman"/>
+          <w:color w:val="333333"/>
+          <w:sz w:val="26"/>
+          <w:szCs w:val="26"/>
+          <w:lang w:eastAsia="en-IN"/>
+        </w:rPr>
+        <w:br/>
+      </w:r>
+      <w:r>
+        <w:rPr>
+          <w:rFonts w:ascii="Times New Roman" w:eastAsia="Times New Roman" w:hAnsi="Times New Roman" w:cs="Times New Roman"/>
+          <w:b/>
+          <w:bCs/>
+          <w:color w:val="333333"/>
+          <w:sz w:val="26"/>
+          <w:szCs w:val="26"/>
+          <w:lang w:eastAsia="en-IN"/>
+        </w:rPr>
+        <w:t>Sample Output 1:</w:t>
+      </w:r>
+      <w:r>
+        <w:rPr>
+          <w:rFonts w:ascii="Times New Roman" w:eastAsia="Times New Roman" w:hAnsi="Times New Roman" w:cs="Times New Roman"/>
+          <w:color w:val="333333"/>
+          <w:sz w:val="26"/>
+          <w:szCs w:val="26"/>
+          <w:lang w:eastAsia="en-IN"/>
+        </w:rPr>
+        <w:br/>
+        <w:t>9</w:t>
+      </w:r>
+      <w:r>
+        <w:rPr>
+          <w:rFonts w:ascii="Times New Roman" w:eastAsia="Times New Roman" w:hAnsi="Times New Roman" w:cs="Times New Roman"/>
+          <w:color w:val="333333"/>
+          <w:sz w:val="26"/>
+          <w:szCs w:val="26"/>
+          <w:lang w:eastAsia="en-IN"/>
+        </w:rPr>
+        <w:br/>
+      </w:r>
+      <w:r>
+        <w:rPr>
+          <w:rFonts w:ascii="Times New Roman" w:eastAsia="Times New Roman" w:hAnsi="Times New Roman" w:cs="Times New Roman"/>
+          <w:color w:val="333333"/>
+          <w:sz w:val="26"/>
+          <w:szCs w:val="26"/>
+          <w:lang w:eastAsia="en-IN"/>
+        </w:rPr>
+        <w:br/>
+      </w:r>
+      <w:r>
+        <w:rPr>
+          <w:rFonts w:ascii="Times New Roman" w:eastAsia="Times New Roman" w:hAnsi="Times New Roman" w:cs="Times New Roman"/>
+          <w:b/>
+          <w:bCs/>
+          <w:color w:val="333333"/>
+          <w:sz w:val="26"/>
+          <w:szCs w:val="26"/>
+          <w:lang w:eastAsia="en-IN"/>
+        </w:rPr>
+        <w:t>Sample Input 2:</w:t>
+      </w:r>
+      <w:r>
+        <w:rPr>
+          <w:rFonts w:ascii="Times New Roman" w:eastAsia="Times New Roman" w:hAnsi="Times New Roman" w:cs="Times New Roman"/>
+          <w:color w:val="333333"/>
+          <w:sz w:val="26"/>
+          <w:szCs w:val="26"/>
+          <w:lang w:eastAsia="en-IN"/>
+        </w:rPr>
+        <w:br/>
+        <w:t>698</w:t>
+      </w:r>
+      <w:r>
+        <w:rPr>
+          <w:rFonts w:ascii="Times New Roman" w:eastAsia="Times New Roman" w:hAnsi="Times New Roman" w:cs="Times New Roman"/>
+          <w:color w:val="333333"/>
+          <w:sz w:val="26"/>
+          <w:szCs w:val="26"/>
+          <w:lang w:eastAsia="en-IN"/>
+        </w:rPr>
+        <w:br/>
+      </w:r>
+      <w:r>
+        <w:rPr>
+          <w:rFonts w:ascii="Times New Roman" w:eastAsia="Times New Roman" w:hAnsi="Times New Roman" w:cs="Times New Roman"/>
+          <w:b/>
+          <w:bCs/>
+          <w:color w:val="333333"/>
+          <w:sz w:val="26"/>
+          <w:szCs w:val="26"/>
+          <w:lang w:eastAsia="en-IN"/>
+        </w:rPr>
+        <w:t>Sample Output 2:</w:t>
+      </w:r>
+      <w:r>
+        <w:rPr>
+          <w:rFonts w:ascii="Times New Roman" w:eastAsia="Times New Roman" w:hAnsi="Times New Roman" w:cs="Times New Roman"/>
+          <w:color w:val="333333"/>
+          <w:sz w:val="26"/>
+          <w:szCs w:val="26"/>
+          <w:lang w:eastAsia="en-IN"/>
+        </w:rPr>
+        <w:br/>
+        <w:t>5</w:t>
+      </w:r>
+    </w:p>
+    <w:p>
+      <w:pPr>
+        <w:pBdr>
+          <w:bottom w:val="single" w:sz="6" w:space="1" w:color="auto"/>
+        </w:pBdr>
+      </w:pPr>
+    </w:p>
+    <w:p>
+      <w:pPr>
+        <w:spacing w:after="0" w:line="240" w:lineRule="auto"/>
+        <w:jc w:val="center"/>
+        <w:rPr>
+          <w:rFonts w:ascii="Times New Roman" w:eastAsia="Times New Roman" w:hAnsi="Times New Roman" w:cs="Times New Roman"/>
+          <w:color w:val="000000"/>
+          <w:sz w:val="26"/>
+          <w:szCs w:val="26"/>
+          <w:lang w:eastAsia="en-IN"/>
+        </w:rPr>
+      </w:pPr>
+      <w:r>
+        <w:rPr>
+          <w:rFonts w:ascii="Times New Roman" w:eastAsia="Times New Roman" w:hAnsi="Times New Roman" w:cs="Times New Roman"/>
+          <w:b/>
+          <w:bCs/>
+          <w:color w:val="333333"/>
+          <w:sz w:val="26"/>
+          <w:szCs w:val="26"/>
+          <w:lang w:eastAsia="en-IN"/>
+        </w:rPr>
+        <w:t>Add and Reverse</w:t>
+      </w:r>
+    </w:p>
+    <w:p>
+      <w:pPr>
+        <w:spacing w:after="0" w:line="240" w:lineRule="auto"/>
+        <w:rPr>
+          <w:rFonts w:ascii="Times New Roman" w:eastAsia="Times New Roman" w:hAnsi="Times New Roman" w:cs="Times New Roman"/>
+          <w:color w:val="000000"/>
+          <w:sz w:val="26"/>
+          <w:szCs w:val="26"/>
+          <w:lang w:eastAsia="en-IN"/>
+        </w:rPr>
+      </w:pPr>
+      <w:r>
+        <w:rPr>
+          <w:rFonts w:ascii="Times New Roman" w:eastAsia="Times New Roman" w:hAnsi="Times New Roman" w:cs="Times New Roman"/>
+          <w:color w:val="333333"/>
+          <w:sz w:val="26"/>
+          <w:szCs w:val="26"/>
+          <w:lang w:eastAsia="en-IN"/>
+        </w:rPr>
+        <w:t>Given an int array and a number as input, write a program to add all the elements in the array greater than the given number. Finally reverse the digits of the obtained sum and print it.</w:t>
+      </w:r>
+    </w:p>
+    <w:p>
+      <w:pPr>
+        <w:spacing w:after="0" w:line="240" w:lineRule="auto"/>
+        <w:rPr>
+          <w:rFonts w:ascii="Times New Roman" w:eastAsia="Times New Roman" w:hAnsi="Times New Roman" w:cs="Times New Roman"/>
+          <w:color w:val="000000"/>
+          <w:sz w:val="26"/>
+          <w:szCs w:val="26"/>
+          <w:lang w:eastAsia="en-IN"/>
+        </w:rPr>
+      </w:pPr>
+      <w:r>
+        <w:rPr>
+          <w:rFonts w:ascii="Times New Roman" w:eastAsia="Times New Roman" w:hAnsi="Times New Roman" w:cs="Times New Roman"/>
+          <w:color w:val="333333"/>
+          <w:sz w:val="26"/>
+          <w:szCs w:val="26"/>
+          <w:lang w:eastAsia="en-IN"/>
+        </w:rPr>
+        <w:t>Include a class </w:t>
+      </w:r>
+      <w:r>
+        <w:rPr>
+          <w:rFonts w:ascii="Times New Roman" w:eastAsia="Times New Roman" w:hAnsi="Times New Roman" w:cs="Times New Roman"/>
+          <w:b/>
+          <w:bCs/>
+          <w:color w:val="333333"/>
+          <w:sz w:val="26"/>
+          <w:szCs w:val="26"/>
+          <w:lang w:eastAsia="en-IN"/>
+        </w:rPr>
+        <w:t>UserMainCode</w:t>
+      </w:r>
+      <w:r>
+        <w:rPr>
+          <w:rFonts w:ascii="Times New Roman" w:eastAsia="Times New Roman" w:hAnsi="Times New Roman" w:cs="Times New Roman"/>
+          <w:color w:val="333333"/>
+          <w:sz w:val="26"/>
+          <w:szCs w:val="26"/>
+          <w:lang w:eastAsia="en-IN"/>
+        </w:rPr>
+        <w:t> with a static method “</w:t>
+      </w:r>
+      <w:r>
+        <w:rPr>
+          <w:rFonts w:ascii="Times New Roman" w:eastAsia="Times New Roman" w:hAnsi="Times New Roman" w:cs="Times New Roman"/>
+          <w:b/>
+          <w:bCs/>
+          <w:color w:val="333333"/>
+          <w:sz w:val="26"/>
+          <w:szCs w:val="26"/>
+          <w:lang w:eastAsia="en-IN"/>
+        </w:rPr>
+        <w:t>addAndReverse</w:t>
+      </w:r>
+      <w:r>
+        <w:rPr>
+          <w:rFonts w:ascii="Times New Roman" w:eastAsia="Times New Roman" w:hAnsi="Times New Roman" w:cs="Times New Roman"/>
+          <w:color w:val="333333"/>
+          <w:sz w:val="26"/>
+          <w:szCs w:val="26"/>
+          <w:lang w:eastAsia="en-IN"/>
+        </w:rPr>
+        <w:t>” that accepts 2 arguments and returns an integer.The first argument corresponds to the integer array and the second argument corresponds to the number.</w:t>
+      </w:r>
+    </w:p>
+    <w:p>
+      <w:pPr>
+        <w:spacing w:after="0" w:line="240" w:lineRule="auto"/>
+        <w:rPr>
+          <w:rFonts w:ascii="Times New Roman" w:eastAsia="Times New Roman" w:hAnsi="Times New Roman" w:cs="Times New Roman"/>
+          <w:color w:val="000000"/>
+          <w:sz w:val="26"/>
+          <w:szCs w:val="26"/>
+          <w:lang w:eastAsia="en-IN"/>
+        </w:rPr>
+      </w:pPr>
+      <w:r>
+        <w:rPr>
+          <w:rFonts w:ascii="Times New Roman" w:eastAsia="Times New Roman" w:hAnsi="Times New Roman" w:cs="Times New Roman"/>
+          <w:color w:val="333333"/>
+          <w:sz w:val="26"/>
+          <w:szCs w:val="26"/>
+          <w:lang w:eastAsia="en-IN"/>
+        </w:rPr>
+        <w:t>Create a class </w:t>
+      </w:r>
+      <w:r>
+        <w:rPr>
+          <w:rFonts w:ascii="Times New Roman" w:eastAsia="Times New Roman" w:hAnsi="Times New Roman" w:cs="Times New Roman"/>
+          <w:b/>
+          <w:bCs/>
+          <w:color w:val="333333"/>
+          <w:sz w:val="26"/>
+          <w:szCs w:val="26"/>
+          <w:lang w:eastAsia="en-IN"/>
+        </w:rPr>
+        <w:t>Main</w:t>
+      </w:r>
+      <w:r>
+        <w:rPr>
+          <w:rFonts w:ascii="Times New Roman" w:eastAsia="Times New Roman" w:hAnsi="Times New Roman" w:cs="Times New Roman"/>
+          <w:color w:val="333333"/>
+          <w:sz w:val="26"/>
+          <w:szCs w:val="26"/>
+          <w:lang w:eastAsia="en-IN"/>
+        </w:rPr>
+        <w:t> which would get the required input and call the static method </w:t>
+      </w:r>
+      <w:r>
+        <w:rPr>
+          <w:rFonts w:ascii="Times New Roman" w:eastAsia="Times New Roman" w:hAnsi="Times New Roman" w:cs="Times New Roman"/>
+          <w:b/>
+          <w:bCs/>
+          <w:color w:val="333333"/>
+          <w:sz w:val="26"/>
+          <w:szCs w:val="26"/>
+          <w:lang w:eastAsia="en-IN"/>
+        </w:rPr>
+        <w:t>addAndReverse</w:t>
+      </w:r>
+      <w:r>
+        <w:rPr>
+          <w:rFonts w:ascii="Times New Roman" w:eastAsia="Times New Roman" w:hAnsi="Times New Roman" w:cs="Times New Roman"/>
+          <w:color w:val="333333"/>
+          <w:sz w:val="26"/>
+          <w:szCs w:val="26"/>
+          <w:lang w:eastAsia="en-IN"/>
+        </w:rPr>
+        <w:t> present in the UserMainCode.</w:t>
+      </w:r>
+    </w:p>
+    <w:p>
+      <w:pPr>
+        <w:spacing w:after="0" w:line="240" w:lineRule="auto"/>
+        <w:rPr>
+          <w:rFonts w:ascii="Times New Roman" w:eastAsia="Times New Roman" w:hAnsi="Times New Roman" w:cs="Times New Roman"/>
+          <w:color w:val="000000"/>
+          <w:sz w:val="26"/>
+          <w:szCs w:val="26"/>
+          <w:lang w:eastAsia="en-IN"/>
+        </w:rPr>
+      </w:pPr>
+    </w:p>
+    <w:p>
+      <w:pPr>
+        <w:spacing w:after="0" w:line="240" w:lineRule="auto"/>
+        <w:rPr>
+          <w:rFonts w:ascii="Times New Roman" w:eastAsia="Times New Roman" w:hAnsi="Times New Roman" w:cs="Times New Roman"/>
+          <w:color w:val="000000"/>
+          <w:sz w:val="26"/>
+          <w:szCs w:val="26"/>
+          <w:lang w:eastAsia="en-IN"/>
+        </w:rPr>
+      </w:pPr>
+      <w:r>
+        <w:rPr>
+          <w:rFonts w:ascii="Times New Roman" w:eastAsia="Times New Roman" w:hAnsi="Times New Roman" w:cs="Times New Roman"/>
+          <w:b/>
+          <w:bCs/>
+          <w:color w:val="333333"/>
+          <w:sz w:val="26"/>
+          <w:szCs w:val="26"/>
+          <w:lang w:eastAsia="en-IN"/>
+        </w:rPr>
+        <w:t>Example:</w:t>
+      </w:r>
+    </w:p>
+    <w:p>
+      <w:pPr>
+        <w:spacing w:after="0" w:line="240" w:lineRule="auto"/>
+        <w:rPr>
+          <w:rFonts w:ascii="Times New Roman" w:eastAsia="Times New Roman" w:hAnsi="Times New Roman" w:cs="Times New Roman"/>
+          <w:color w:val="000000"/>
+          <w:sz w:val="26"/>
+          <w:szCs w:val="26"/>
+          <w:lang w:eastAsia="en-IN"/>
+        </w:rPr>
+      </w:pPr>
+      <w:r>
+        <w:rPr>
+          <w:rFonts w:ascii="Times New Roman" w:eastAsia="Times New Roman" w:hAnsi="Times New Roman" w:cs="Times New Roman"/>
+          <w:color w:val="333333"/>
+          <w:sz w:val="26"/>
+          <w:szCs w:val="26"/>
+          <w:lang w:eastAsia="en-IN"/>
+        </w:rPr>
+        <w:t>Input Array = {10,15,20,25,30,100}</w:t>
+      </w:r>
+    </w:p>
+    <w:p>
+      <w:pPr>
+        <w:spacing w:after="0" w:line="240" w:lineRule="auto"/>
+        <w:rPr>
+          <w:rFonts w:ascii="Times New Roman" w:eastAsia="Times New Roman" w:hAnsi="Times New Roman" w:cs="Times New Roman"/>
+          <w:color w:val="000000"/>
+          <w:sz w:val="26"/>
+          <w:szCs w:val="26"/>
+          <w:lang w:eastAsia="en-IN"/>
+        </w:rPr>
+      </w:pPr>
+      <w:r>
+        <w:rPr>
+          <w:rFonts w:ascii="Times New Roman" w:eastAsia="Times New Roman" w:hAnsi="Times New Roman" w:cs="Times New Roman"/>
+          <w:color w:val="333333"/>
+          <w:sz w:val="26"/>
+          <w:szCs w:val="26"/>
+          <w:lang w:eastAsia="en-IN"/>
+        </w:rPr>
+        <w:t>Number = 15</w:t>
+      </w:r>
+    </w:p>
+    <w:p>
+      <w:pPr>
+        <w:spacing w:after="0" w:line="240" w:lineRule="auto"/>
+        <w:rPr>
+          <w:rFonts w:ascii="Times New Roman" w:eastAsia="Times New Roman" w:hAnsi="Times New Roman" w:cs="Times New Roman"/>
+          <w:color w:val="000000"/>
+          <w:sz w:val="26"/>
+          <w:szCs w:val="26"/>
+          <w:lang w:eastAsia="en-IN"/>
+        </w:rPr>
+      </w:pPr>
+      <w:r>
+        <w:rPr>
+          <w:rFonts w:ascii="Times New Roman" w:eastAsia="Times New Roman" w:hAnsi="Times New Roman" w:cs="Times New Roman"/>
+          <w:color w:val="333333"/>
+          <w:sz w:val="26"/>
+          <w:szCs w:val="26"/>
+          <w:lang w:eastAsia="en-IN"/>
+        </w:rPr>
+        <w:t>sum = 20 + 25 + 30 + 100 = 175</w:t>
+      </w:r>
+    </w:p>
+    <w:p>
+      <w:pPr>
+        <w:spacing w:after="0" w:line="240" w:lineRule="auto"/>
+        <w:rPr>
+          <w:rFonts w:ascii="Times New Roman" w:eastAsia="Times New Roman" w:hAnsi="Times New Roman" w:cs="Times New Roman"/>
+          <w:color w:val="000000"/>
+          <w:sz w:val="26"/>
+          <w:szCs w:val="26"/>
+          <w:lang w:eastAsia="en-IN"/>
+        </w:rPr>
+      </w:pPr>
+      <w:r>
+        <w:rPr>
+          <w:rFonts w:ascii="Times New Roman" w:eastAsia="Times New Roman" w:hAnsi="Times New Roman" w:cs="Times New Roman"/>
+          <w:color w:val="333333"/>
+          <w:sz w:val="26"/>
+          <w:szCs w:val="26"/>
+          <w:lang w:eastAsia="en-IN"/>
+        </w:rPr>
+        <w:t>output = 571</w:t>
+      </w:r>
+    </w:p>
+    <w:p>
+      <w:pPr>
+        <w:spacing w:after="0" w:line="240" w:lineRule="auto"/>
+        <w:rPr>
+          <w:rFonts w:ascii="Times New Roman" w:eastAsia="Times New Roman" w:hAnsi="Times New Roman" w:cs="Times New Roman"/>
+          <w:color w:val="000000"/>
+          <w:sz w:val="26"/>
+          <w:szCs w:val="26"/>
+          <w:lang w:eastAsia="en-IN"/>
+        </w:rPr>
+      </w:pPr>
+      <w:r>
+        <w:rPr>
+          <w:rFonts w:ascii="Times New Roman" w:eastAsia="Times New Roman" w:hAnsi="Times New Roman" w:cs="Times New Roman"/>
+          <w:b/>
+          <w:bCs/>
+          <w:color w:val="333333"/>
+          <w:sz w:val="26"/>
+          <w:szCs w:val="26"/>
+          <w:lang w:eastAsia="en-IN"/>
+        </w:rPr>
+        <w:t>Input and Output Format:</w:t>
+      </w:r>
+    </w:p>
+    <w:p>
+      <w:pPr>
+        <w:spacing w:after="0" w:line="240" w:lineRule="auto"/>
+        <w:rPr>
+          <w:rFonts w:ascii="Times New Roman" w:eastAsia="Times New Roman" w:hAnsi="Times New Roman" w:cs="Times New Roman"/>
+          <w:color w:val="000000"/>
+          <w:sz w:val="26"/>
+          <w:szCs w:val="26"/>
+          <w:lang w:eastAsia="en-IN"/>
+        </w:rPr>
+      </w:pPr>
+      <w:r>
+        <w:rPr>
+          <w:rFonts w:ascii="Times New Roman" w:eastAsia="Times New Roman" w:hAnsi="Times New Roman" w:cs="Times New Roman"/>
+          <w:color w:val="333333"/>
+          <w:sz w:val="26"/>
+          <w:szCs w:val="26"/>
+          <w:lang w:eastAsia="en-IN"/>
+        </w:rPr>
+        <w:lastRenderedPageBreak/>
+        <w:t>The first line of the input consists of an integer that corresponds to the number of elements in the array.</w:t>
+      </w:r>
+    </w:p>
+    <w:p>
+      <w:pPr>
+        <w:spacing w:after="0" w:line="240" w:lineRule="auto"/>
+        <w:rPr>
+          <w:rFonts w:ascii="Times New Roman" w:eastAsia="Times New Roman" w:hAnsi="Times New Roman" w:cs="Times New Roman"/>
+          <w:color w:val="000000"/>
+          <w:sz w:val="26"/>
+          <w:szCs w:val="26"/>
+          <w:lang w:eastAsia="en-IN"/>
+        </w:rPr>
+      </w:pPr>
+      <w:r>
+        <w:rPr>
+          <w:rFonts w:ascii="Times New Roman" w:eastAsia="Times New Roman" w:hAnsi="Times New Roman" w:cs="Times New Roman"/>
+          <w:color w:val="333333"/>
+          <w:sz w:val="26"/>
+          <w:szCs w:val="26"/>
+          <w:lang w:eastAsia="en-IN"/>
+        </w:rPr>
+        <w:t>The next n lines of the input consists of integers that correspond to the elements in the array.</w:t>
+      </w:r>
+    </w:p>
+    <w:p>
+      <w:pPr>
+        <w:spacing w:after="0" w:line="240" w:lineRule="auto"/>
+        <w:rPr>
+          <w:rFonts w:ascii="Times New Roman" w:eastAsia="Times New Roman" w:hAnsi="Times New Roman" w:cs="Times New Roman"/>
+          <w:color w:val="000000"/>
+          <w:sz w:val="26"/>
+          <w:szCs w:val="26"/>
+          <w:lang w:eastAsia="en-IN"/>
+        </w:rPr>
+      </w:pPr>
+      <w:r>
+        <w:rPr>
+          <w:rFonts w:ascii="Times New Roman" w:eastAsia="Times New Roman" w:hAnsi="Times New Roman" w:cs="Times New Roman"/>
+          <w:color w:val="333333"/>
+          <w:sz w:val="26"/>
+          <w:szCs w:val="26"/>
+          <w:lang w:eastAsia="en-IN"/>
+        </w:rPr>
+        <w:t>The last line of the input consists of an integer that corresponds to the number.</w:t>
+      </w:r>
+    </w:p>
+    <w:p>
+      <w:pPr>
+        <w:spacing w:after="0" w:line="240" w:lineRule="auto"/>
+        <w:rPr>
+          <w:rFonts w:ascii="Times New Roman" w:eastAsia="Times New Roman" w:hAnsi="Times New Roman" w:cs="Times New Roman"/>
+          <w:color w:val="000000"/>
+          <w:sz w:val="26"/>
+          <w:szCs w:val="26"/>
+          <w:lang w:eastAsia="en-IN"/>
+        </w:rPr>
+      </w:pPr>
+      <w:r>
+        <w:rPr>
+          <w:rFonts w:ascii="Times New Roman" w:eastAsia="Times New Roman" w:hAnsi="Times New Roman" w:cs="Times New Roman"/>
+          <w:color w:val="333333"/>
+          <w:sz w:val="26"/>
+          <w:szCs w:val="26"/>
+          <w:lang w:eastAsia="en-IN"/>
+        </w:rPr>
+        <w:t>Output consists of a single integer.</w:t>
+      </w:r>
+    </w:p>
+    <w:p>
+      <w:pPr>
+        <w:spacing w:after="0" w:line="240" w:lineRule="auto"/>
+        <w:rPr>
+          <w:rFonts w:ascii="Times New Roman" w:eastAsia="Times New Roman" w:hAnsi="Times New Roman" w:cs="Times New Roman"/>
+          <w:color w:val="000000"/>
+          <w:sz w:val="26"/>
+          <w:szCs w:val="26"/>
+          <w:lang w:eastAsia="en-IN"/>
+        </w:rPr>
+      </w:pPr>
+      <w:r>
+        <w:rPr>
+          <w:rFonts w:ascii="Times New Roman" w:eastAsia="Times New Roman" w:hAnsi="Times New Roman" w:cs="Times New Roman"/>
+          <w:b/>
+          <w:bCs/>
+          <w:color w:val="333333"/>
+          <w:sz w:val="26"/>
+          <w:szCs w:val="26"/>
+          <w:lang w:eastAsia="en-IN"/>
+        </w:rPr>
+        <w:t>Sample Input</w:t>
+      </w:r>
+    </w:p>
+    <w:p>
+      <w:pPr>
+        <w:spacing w:after="0" w:line="240" w:lineRule="auto"/>
+        <w:rPr>
+          <w:rFonts w:ascii="Times New Roman" w:eastAsia="Times New Roman" w:hAnsi="Times New Roman" w:cs="Times New Roman"/>
+          <w:color w:val="000000"/>
+          <w:sz w:val="26"/>
+          <w:szCs w:val="26"/>
+          <w:lang w:eastAsia="en-IN"/>
+        </w:rPr>
+      </w:pPr>
+      <w:r>
+        <w:rPr>
+          <w:rFonts w:ascii="Times New Roman" w:eastAsia="Times New Roman" w:hAnsi="Times New Roman" w:cs="Times New Roman"/>
+          <w:color w:val="333333"/>
+          <w:sz w:val="26"/>
+          <w:szCs w:val="26"/>
+          <w:lang w:eastAsia="en-IN"/>
+        </w:rPr>
+        <w:t>6</w:t>
+      </w:r>
+    </w:p>
+    <w:p>
+      <w:pPr>
+        <w:spacing w:after="0" w:line="240" w:lineRule="auto"/>
+        <w:rPr>
+          <w:rFonts w:ascii="Times New Roman" w:eastAsia="Times New Roman" w:hAnsi="Times New Roman" w:cs="Times New Roman"/>
+          <w:color w:val="000000"/>
+          <w:sz w:val="26"/>
+          <w:szCs w:val="26"/>
+          <w:lang w:eastAsia="en-IN"/>
+        </w:rPr>
+      </w:pPr>
+      <w:r>
+        <w:rPr>
+          <w:rFonts w:ascii="Times New Roman" w:eastAsia="Times New Roman" w:hAnsi="Times New Roman" w:cs="Times New Roman"/>
+          <w:color w:val="333333"/>
+          <w:sz w:val="26"/>
+          <w:szCs w:val="26"/>
+          <w:lang w:eastAsia="en-IN"/>
+        </w:rPr>
+        <w:t>10</w:t>
+      </w:r>
+    </w:p>
+    <w:p>
+      <w:pPr>
+        <w:spacing w:after="0" w:line="240" w:lineRule="auto"/>
+        <w:rPr>
+          <w:rFonts w:ascii="Times New Roman" w:eastAsia="Times New Roman" w:hAnsi="Times New Roman" w:cs="Times New Roman"/>
+          <w:color w:val="000000"/>
+          <w:sz w:val="26"/>
+          <w:szCs w:val="26"/>
+          <w:lang w:eastAsia="en-IN"/>
+        </w:rPr>
+      </w:pPr>
+      <w:r>
+        <w:rPr>
+          <w:rFonts w:ascii="Times New Roman" w:eastAsia="Times New Roman" w:hAnsi="Times New Roman" w:cs="Times New Roman"/>
+          <w:color w:val="333333"/>
+          <w:sz w:val="26"/>
+          <w:szCs w:val="26"/>
+          <w:lang w:eastAsia="en-IN"/>
+        </w:rPr>
+        <w:t>15</w:t>
+      </w:r>
+    </w:p>
+    <w:p>
+      <w:pPr>
+        <w:spacing w:after="0" w:line="240" w:lineRule="auto"/>
+        <w:rPr>
+          <w:rFonts w:ascii="Times New Roman" w:eastAsia="Times New Roman" w:hAnsi="Times New Roman" w:cs="Times New Roman"/>
+          <w:color w:val="000000"/>
+          <w:sz w:val="26"/>
+          <w:szCs w:val="26"/>
+          <w:lang w:eastAsia="en-IN"/>
+        </w:rPr>
+      </w:pPr>
+      <w:r>
+        <w:rPr>
+          <w:rFonts w:ascii="Times New Roman" w:eastAsia="Times New Roman" w:hAnsi="Times New Roman" w:cs="Times New Roman"/>
+          <w:color w:val="333333"/>
+          <w:sz w:val="26"/>
+          <w:szCs w:val="26"/>
+          <w:lang w:eastAsia="en-IN"/>
+        </w:rPr>
+        <w:t>20</w:t>
+      </w:r>
+    </w:p>
+    <w:p>
+      <w:pPr>
+        <w:spacing w:after="0" w:line="240" w:lineRule="auto"/>
+        <w:rPr>
+          <w:rFonts w:ascii="Times New Roman" w:eastAsia="Times New Roman" w:hAnsi="Times New Roman" w:cs="Times New Roman"/>
+          <w:color w:val="000000"/>
+          <w:sz w:val="26"/>
+          <w:szCs w:val="26"/>
+          <w:lang w:eastAsia="en-IN"/>
+        </w:rPr>
+      </w:pPr>
+      <w:r>
+        <w:rPr>
+          <w:rFonts w:ascii="Times New Roman" w:eastAsia="Times New Roman" w:hAnsi="Times New Roman" w:cs="Times New Roman"/>
+          <w:color w:val="333333"/>
+          <w:sz w:val="26"/>
+          <w:szCs w:val="26"/>
+          <w:lang w:eastAsia="en-IN"/>
+        </w:rPr>
+        <w:t>25</w:t>
+      </w:r>
+    </w:p>
+    <w:p>
+      <w:pPr>
+        <w:spacing w:after="0" w:line="240" w:lineRule="auto"/>
+        <w:rPr>
+          <w:rFonts w:ascii="Times New Roman" w:eastAsia="Times New Roman" w:hAnsi="Times New Roman" w:cs="Times New Roman"/>
+          <w:color w:val="000000"/>
+          <w:sz w:val="26"/>
+          <w:szCs w:val="26"/>
+          <w:lang w:eastAsia="en-IN"/>
+        </w:rPr>
+      </w:pPr>
+      <w:r>
+        <w:rPr>
+          <w:rFonts w:ascii="Times New Roman" w:eastAsia="Times New Roman" w:hAnsi="Times New Roman" w:cs="Times New Roman"/>
+          <w:color w:val="333333"/>
+          <w:sz w:val="26"/>
+          <w:szCs w:val="26"/>
+          <w:lang w:eastAsia="en-IN"/>
+        </w:rPr>
+        <w:t>30</w:t>
+      </w:r>
+    </w:p>
+    <w:p>
+      <w:pPr>
+        <w:spacing w:after="0" w:line="240" w:lineRule="auto"/>
+        <w:rPr>
+          <w:rFonts w:ascii="Times New Roman" w:eastAsia="Times New Roman" w:hAnsi="Times New Roman" w:cs="Times New Roman"/>
+          <w:color w:val="000000"/>
+          <w:sz w:val="26"/>
+          <w:szCs w:val="26"/>
+          <w:lang w:eastAsia="en-IN"/>
+        </w:rPr>
+      </w:pPr>
+      <w:r>
+        <w:rPr>
+          <w:rFonts w:ascii="Times New Roman" w:eastAsia="Times New Roman" w:hAnsi="Times New Roman" w:cs="Times New Roman"/>
+          <w:color w:val="333333"/>
+          <w:sz w:val="26"/>
+          <w:szCs w:val="26"/>
+          <w:lang w:eastAsia="en-IN"/>
+        </w:rPr>
+        <w:t>100</w:t>
+      </w:r>
+    </w:p>
+    <w:p>
+      <w:pPr>
+        <w:spacing w:after="0" w:line="240" w:lineRule="auto"/>
+        <w:rPr>
+          <w:rFonts w:ascii="Times New Roman" w:eastAsia="Times New Roman" w:hAnsi="Times New Roman" w:cs="Times New Roman"/>
+          <w:color w:val="000000"/>
+          <w:sz w:val="26"/>
+          <w:szCs w:val="26"/>
+          <w:lang w:eastAsia="en-IN"/>
+        </w:rPr>
+      </w:pPr>
+      <w:r>
+        <w:rPr>
+          <w:rFonts w:ascii="Times New Roman" w:eastAsia="Times New Roman" w:hAnsi="Times New Roman" w:cs="Times New Roman"/>
+          <w:color w:val="333333"/>
+          <w:sz w:val="26"/>
+          <w:szCs w:val="26"/>
+          <w:lang w:eastAsia="en-IN"/>
+        </w:rPr>
+        <w:t>15</w:t>
+      </w:r>
+    </w:p>
+    <w:p>
+      <w:pPr>
+        <w:spacing w:after="0" w:line="240" w:lineRule="auto"/>
+        <w:rPr>
+          <w:rFonts w:ascii="Times New Roman" w:eastAsia="Times New Roman" w:hAnsi="Times New Roman" w:cs="Times New Roman"/>
+          <w:color w:val="000000"/>
+          <w:sz w:val="26"/>
+          <w:szCs w:val="26"/>
+          <w:lang w:eastAsia="en-IN"/>
+        </w:rPr>
+      </w:pPr>
+      <w:r>
+        <w:rPr>
+          <w:rFonts w:ascii="Times New Roman" w:eastAsia="Times New Roman" w:hAnsi="Times New Roman" w:cs="Times New Roman"/>
+          <w:b/>
+          <w:bCs/>
+          <w:color w:val="333333"/>
+          <w:sz w:val="26"/>
+          <w:szCs w:val="26"/>
+          <w:lang w:eastAsia="en-IN"/>
+        </w:rPr>
+        <w:t>Sample Output</w:t>
+      </w:r>
+    </w:p>
+    <w:p>
+      <w:pPr>
+        <w:spacing w:after="0" w:line="240" w:lineRule="auto"/>
+        <w:rPr>
+          <w:rFonts w:ascii="Times New Roman" w:eastAsia="Times New Roman" w:hAnsi="Times New Roman" w:cs="Times New Roman"/>
+          <w:color w:val="000000"/>
+          <w:sz w:val="26"/>
+          <w:szCs w:val="26"/>
+          <w:lang w:eastAsia="en-IN"/>
+        </w:rPr>
+      </w:pPr>
+      <w:r>
+        <w:rPr>
+          <w:rFonts w:ascii="Times New Roman" w:eastAsia="Times New Roman" w:hAnsi="Times New Roman" w:cs="Times New Roman"/>
+          <w:color w:val="333333"/>
+          <w:sz w:val="26"/>
+          <w:szCs w:val="26"/>
+          <w:lang w:eastAsia="en-IN"/>
+        </w:rPr>
+        <w:t>571</w:t>
+      </w:r>
+    </w:p>
+    <w:p>
+      <w:pPr>
+        <w:pBdr>
+          <w:bottom w:val="single" w:sz="6" w:space="1" w:color="auto"/>
+        </w:pBdr>
+      </w:pPr>
+    </w:p>
+    <w:p>
+      <w:pPr>
+        <w:spacing w:before="100" w:beforeAutospacing="1" w:after="0" w:line="240" w:lineRule="auto"/>
+        <w:jc w:val="center"/>
+        <w:rPr>
+          <w:rFonts w:ascii="Times New Roman" w:eastAsia="Times New Roman" w:hAnsi="Times New Roman" w:cs="Times New Roman"/>
+          <w:color w:val="000000"/>
+          <w:sz w:val="26"/>
+          <w:szCs w:val="26"/>
+          <w:lang w:eastAsia="en-IN"/>
+        </w:rPr>
+      </w:pPr>
+      <w:r>
+        <w:rPr>
+          <w:rFonts w:ascii="Times New Roman" w:eastAsia="Times New Roman" w:hAnsi="Times New Roman" w:cs="Times New Roman"/>
+          <w:b/>
+          <w:bCs/>
+          <w:color w:val="333333"/>
+          <w:sz w:val="26"/>
+          <w:szCs w:val="26"/>
+          <w:lang w:eastAsia="en-IN"/>
+        </w:rPr>
+        <w:t>Sum of Digits in a String</w:t>
+      </w:r>
+    </w:p>
+    <w:p>
+      <w:pPr>
+        <w:spacing w:before="100" w:beforeAutospacing="1" w:after="0" w:line="240" w:lineRule="auto"/>
+        <w:rPr>
+          <w:rFonts w:ascii="Times New Roman" w:eastAsia="Times New Roman" w:hAnsi="Times New Roman" w:cs="Times New Roman"/>
+          <w:color w:val="000000"/>
+          <w:sz w:val="26"/>
+          <w:szCs w:val="26"/>
+          <w:lang w:eastAsia="en-IN"/>
+        </w:rPr>
+      </w:pPr>
+      <w:r>
+        <w:rPr>
+          <w:rFonts w:ascii="Times New Roman" w:eastAsia="Times New Roman" w:hAnsi="Times New Roman" w:cs="Times New Roman"/>
+          <w:color w:val="333333"/>
+          <w:sz w:val="26"/>
+          <w:szCs w:val="26"/>
+          <w:lang w:eastAsia="en-IN"/>
+        </w:rPr>
+        <w:t>Write code to get the sum of all the digits present in the given string.</w:t>
+      </w:r>
+    </w:p>
+    <w:p>
+      <w:pPr>
+        <w:spacing w:before="100" w:beforeAutospacing="1" w:after="0" w:line="240" w:lineRule="auto"/>
+        <w:rPr>
+          <w:rFonts w:ascii="Times New Roman" w:eastAsia="Times New Roman" w:hAnsi="Times New Roman" w:cs="Times New Roman"/>
+          <w:color w:val="000000"/>
+          <w:sz w:val="26"/>
+          <w:szCs w:val="26"/>
+          <w:lang w:eastAsia="en-IN"/>
+        </w:rPr>
+      </w:pPr>
+      <w:r>
+        <w:rPr>
+          <w:rFonts w:ascii="Times New Roman" w:eastAsia="Times New Roman" w:hAnsi="Times New Roman" w:cs="Times New Roman"/>
+          <w:color w:val="333333"/>
+          <w:sz w:val="26"/>
+          <w:szCs w:val="26"/>
+          <w:lang w:eastAsia="en-IN"/>
+        </w:rPr>
+        <w:t>Include a class </w:t>
+      </w:r>
+      <w:r>
+        <w:rPr>
+          <w:rFonts w:ascii="Times New Roman" w:eastAsia="Times New Roman" w:hAnsi="Times New Roman" w:cs="Times New Roman"/>
+          <w:b/>
+          <w:bCs/>
+          <w:color w:val="333333"/>
+          <w:sz w:val="26"/>
+          <w:szCs w:val="26"/>
+          <w:lang w:eastAsia="en-IN"/>
+        </w:rPr>
+        <w:t>UserMainCode</w:t>
+      </w:r>
+      <w:r>
+        <w:rPr>
+          <w:rFonts w:ascii="Times New Roman" w:eastAsia="Times New Roman" w:hAnsi="Times New Roman" w:cs="Times New Roman"/>
+          <w:color w:val="333333"/>
+          <w:sz w:val="26"/>
+          <w:szCs w:val="26"/>
+          <w:lang w:eastAsia="en-IN"/>
+        </w:rPr>
+        <w:t> with a static method </w:t>
+      </w:r>
+      <w:r>
+        <w:rPr>
+          <w:rFonts w:ascii="Times New Roman" w:eastAsia="Times New Roman" w:hAnsi="Times New Roman" w:cs="Times New Roman"/>
+          <w:b/>
+          <w:bCs/>
+          <w:color w:val="333333"/>
+          <w:sz w:val="26"/>
+          <w:szCs w:val="26"/>
+          <w:lang w:eastAsia="en-IN"/>
+        </w:rPr>
+        <w:t>sumOfDigits</w:t>
+      </w:r>
+      <w:r>
+        <w:rPr>
+          <w:rFonts w:ascii="Times New Roman" w:eastAsia="Times New Roman" w:hAnsi="Times New Roman" w:cs="Times New Roman"/>
+          <w:color w:val="333333"/>
+          <w:sz w:val="26"/>
+          <w:szCs w:val="26"/>
+          <w:lang w:eastAsia="en-IN"/>
+        </w:rPr>
+        <w:t> which accepts string input.</w:t>
+      </w:r>
+    </w:p>
+    <w:p>
+      <w:pPr>
+        <w:spacing w:before="100" w:beforeAutospacing="1" w:after="0" w:line="240" w:lineRule="auto"/>
+        <w:rPr>
+          <w:rFonts w:ascii="Times New Roman" w:eastAsia="Times New Roman" w:hAnsi="Times New Roman" w:cs="Times New Roman"/>
+          <w:color w:val="000000"/>
+          <w:sz w:val="26"/>
+          <w:szCs w:val="26"/>
+          <w:lang w:eastAsia="en-IN"/>
+        </w:rPr>
+      </w:pPr>
+      <w:r>
+        <w:rPr>
+          <w:rFonts w:ascii="Times New Roman" w:eastAsia="Times New Roman" w:hAnsi="Times New Roman" w:cs="Times New Roman"/>
+          <w:color w:val="333333"/>
+          <w:sz w:val="26"/>
+          <w:szCs w:val="26"/>
+          <w:lang w:eastAsia="en-IN"/>
+        </w:rPr>
+        <w:t>Return the sum as output. If there is no digit in the given string return -1 as output.</w:t>
+      </w:r>
+    </w:p>
+    <w:p>
+      <w:pPr>
+        <w:spacing w:before="100" w:beforeAutospacing="1" w:after="0" w:line="240" w:lineRule="auto"/>
+        <w:rPr>
+          <w:rFonts w:ascii="Times New Roman" w:eastAsia="Times New Roman" w:hAnsi="Times New Roman" w:cs="Times New Roman"/>
+          <w:color w:val="000000"/>
+          <w:sz w:val="26"/>
+          <w:szCs w:val="26"/>
+          <w:lang w:eastAsia="en-IN"/>
+        </w:rPr>
+      </w:pPr>
+      <w:r>
+        <w:rPr>
+          <w:rFonts w:ascii="Times New Roman" w:eastAsia="Times New Roman" w:hAnsi="Times New Roman" w:cs="Times New Roman"/>
+          <w:color w:val="333333"/>
+          <w:sz w:val="26"/>
+          <w:szCs w:val="26"/>
+          <w:lang w:eastAsia="en-IN"/>
+        </w:rPr>
+        <w:t>Create a class </w:t>
+      </w:r>
+      <w:r>
+        <w:rPr>
+          <w:rFonts w:ascii="Times New Roman" w:eastAsia="Times New Roman" w:hAnsi="Times New Roman" w:cs="Times New Roman"/>
+          <w:b/>
+          <w:bCs/>
+          <w:color w:val="333333"/>
+          <w:sz w:val="26"/>
+          <w:szCs w:val="26"/>
+          <w:lang w:eastAsia="en-IN"/>
+        </w:rPr>
+        <w:t>Main</w:t>
+      </w:r>
+      <w:r>
+        <w:rPr>
+          <w:rFonts w:ascii="Times New Roman" w:eastAsia="Times New Roman" w:hAnsi="Times New Roman" w:cs="Times New Roman"/>
+          <w:color w:val="333333"/>
+          <w:sz w:val="26"/>
+          <w:szCs w:val="26"/>
+          <w:lang w:eastAsia="en-IN"/>
+        </w:rPr>
+        <w:t> which would get the input and call the static method </w:t>
+      </w:r>
+      <w:r>
+        <w:rPr>
+          <w:rFonts w:ascii="Times New Roman" w:eastAsia="Times New Roman" w:hAnsi="Times New Roman" w:cs="Times New Roman"/>
+          <w:b/>
+          <w:bCs/>
+          <w:color w:val="333333"/>
+          <w:sz w:val="26"/>
+          <w:szCs w:val="26"/>
+          <w:lang w:eastAsia="en-IN"/>
+        </w:rPr>
+        <w:t>sumOfDigits</w:t>
+      </w:r>
+      <w:r>
+        <w:rPr>
+          <w:rFonts w:ascii="Times New Roman" w:eastAsia="Times New Roman" w:hAnsi="Times New Roman" w:cs="Times New Roman"/>
+          <w:color w:val="333333"/>
+          <w:sz w:val="26"/>
+          <w:szCs w:val="26"/>
+          <w:lang w:eastAsia="en-IN"/>
+        </w:rPr>
+        <w:t> present in the UserMainCode.</w:t>
+      </w:r>
+    </w:p>
+    <w:p>
+      <w:pPr>
+        <w:spacing w:before="100" w:beforeAutospacing="1" w:after="0" w:line="240" w:lineRule="auto"/>
+        <w:rPr>
+          <w:rFonts w:ascii="Times New Roman" w:eastAsia="Times New Roman" w:hAnsi="Times New Roman" w:cs="Times New Roman"/>
+          <w:color w:val="000000"/>
+          <w:sz w:val="26"/>
+          <w:szCs w:val="26"/>
+          <w:lang w:eastAsia="en-IN"/>
+        </w:rPr>
+      </w:pPr>
+      <w:r>
+        <w:rPr>
+          <w:rFonts w:ascii="Times New Roman" w:eastAsia="Times New Roman" w:hAnsi="Times New Roman" w:cs="Times New Roman"/>
+          <w:b/>
+          <w:bCs/>
+          <w:color w:val="000000"/>
+          <w:sz w:val="26"/>
+          <w:szCs w:val="26"/>
+          <w:lang w:eastAsia="en-IN"/>
+        </w:rPr>
+        <w:t>Input and Output Format:</w:t>
+      </w:r>
+    </w:p>
+    <w:p>
+      <w:pPr>
+        <w:spacing w:before="100" w:beforeAutospacing="1" w:after="119" w:line="240" w:lineRule="auto"/>
+        <w:rPr>
+          <w:rFonts w:ascii="Times New Roman" w:eastAsia="Times New Roman" w:hAnsi="Times New Roman" w:cs="Times New Roman"/>
+          <w:color w:val="000000"/>
+          <w:sz w:val="26"/>
+          <w:szCs w:val="26"/>
+          <w:lang w:eastAsia="en-IN"/>
+        </w:rPr>
+      </w:pPr>
+      <w:r>
+        <w:rPr>
+          <w:rFonts w:ascii="Times New Roman" w:eastAsia="Times New Roman" w:hAnsi="Times New Roman" w:cs="Times New Roman"/>
+          <w:color w:val="000000"/>
+          <w:sz w:val="26"/>
+          <w:szCs w:val="26"/>
+          <w:lang w:eastAsia="en-IN"/>
+        </w:rPr>
+        <w:t>Input consists of a string.</w:t>
+      </w:r>
+    </w:p>
+    <w:p>
+      <w:pPr>
+        <w:spacing w:before="100" w:beforeAutospacing="1" w:after="119" w:line="240" w:lineRule="auto"/>
+        <w:rPr>
+          <w:rFonts w:ascii="Times New Roman" w:eastAsia="Times New Roman" w:hAnsi="Times New Roman" w:cs="Times New Roman"/>
+          <w:color w:val="000000"/>
+          <w:sz w:val="26"/>
+          <w:szCs w:val="26"/>
+          <w:lang w:eastAsia="en-IN"/>
+        </w:rPr>
+      </w:pPr>
+      <w:r>
+        <w:rPr>
+          <w:rFonts w:ascii="Times New Roman" w:eastAsia="Times New Roman" w:hAnsi="Times New Roman" w:cs="Times New Roman"/>
+          <w:color w:val="000000"/>
+          <w:sz w:val="26"/>
+          <w:szCs w:val="26"/>
+          <w:lang w:eastAsia="en-IN"/>
+        </w:rPr>
+        <w:t>Output is a single integer which is the sum of digits in a given string.</w:t>
+      </w:r>
+    </w:p>
+    <w:p>
+      <w:pPr>
+        <w:spacing w:before="100" w:beforeAutospacing="1" w:after="119" w:line="240" w:lineRule="auto"/>
+        <w:rPr>
+          <w:rFonts w:ascii="Times New Roman" w:eastAsia="Times New Roman" w:hAnsi="Times New Roman" w:cs="Times New Roman"/>
+          <w:color w:val="000000"/>
+          <w:sz w:val="26"/>
+          <w:szCs w:val="26"/>
+          <w:lang w:eastAsia="en-IN"/>
+        </w:rPr>
+      </w:pPr>
+      <w:r>
+        <w:rPr>
+          <w:rFonts w:ascii="Times New Roman" w:eastAsia="Times New Roman" w:hAnsi="Times New Roman" w:cs="Times New Roman"/>
+          <w:color w:val="000000"/>
+          <w:sz w:val="26"/>
+          <w:szCs w:val="26"/>
+          <w:lang w:eastAsia="en-IN"/>
+        </w:rPr>
+        <w:t>Refer sample output for formatting specifications.</w:t>
+      </w:r>
+    </w:p>
+    <w:p>
+      <w:pPr>
+        <w:spacing w:before="100" w:beforeAutospacing="1" w:after="0" w:line="240" w:lineRule="auto"/>
+        <w:rPr>
+          <w:rFonts w:ascii="Times New Roman" w:eastAsia="Times New Roman" w:hAnsi="Times New Roman" w:cs="Times New Roman"/>
+          <w:color w:val="000000"/>
+          <w:sz w:val="26"/>
+          <w:szCs w:val="26"/>
+          <w:lang w:eastAsia="en-IN"/>
+        </w:rPr>
+      </w:pPr>
+      <w:r>
+        <w:rPr>
+          <w:rFonts w:ascii="Times New Roman" w:eastAsia="Times New Roman" w:hAnsi="Times New Roman" w:cs="Times New Roman"/>
+          <w:b/>
+          <w:bCs/>
+          <w:color w:val="000000"/>
+          <w:sz w:val="26"/>
+          <w:szCs w:val="26"/>
+          <w:lang w:eastAsia="en-IN"/>
+        </w:rPr>
+        <w:t>Sample Input 1:</w:t>
+      </w:r>
+    </w:p>
+    <w:p>
+      <w:pPr>
+        <w:spacing w:before="100" w:beforeAutospacing="1" w:after="0" w:line="240" w:lineRule="auto"/>
+        <w:rPr>
+          <w:rFonts w:ascii="Times New Roman" w:eastAsia="Times New Roman" w:hAnsi="Times New Roman" w:cs="Times New Roman"/>
+          <w:color w:val="000000"/>
+          <w:sz w:val="26"/>
+          <w:szCs w:val="26"/>
+          <w:lang w:eastAsia="en-IN"/>
+        </w:rPr>
+      </w:pPr>
+      <w:r>
+        <w:rPr>
+          <w:rFonts w:ascii="Times New Roman" w:eastAsia="Times New Roman" w:hAnsi="Times New Roman" w:cs="Times New Roman"/>
+          <w:color w:val="000000"/>
+          <w:sz w:val="26"/>
+          <w:szCs w:val="26"/>
+          <w:lang w:eastAsia="en-IN"/>
+        </w:rPr>
+        <w:t>good23bad4</w:t>
+      </w:r>
+    </w:p>
+    <w:p>
+      <w:pPr>
+        <w:spacing w:before="100" w:beforeAutospacing="1" w:after="0" w:line="240" w:lineRule="auto"/>
+        <w:rPr>
+          <w:rFonts w:ascii="Times New Roman" w:eastAsia="Times New Roman" w:hAnsi="Times New Roman" w:cs="Times New Roman"/>
+          <w:color w:val="000000"/>
+          <w:sz w:val="26"/>
+          <w:szCs w:val="26"/>
+          <w:lang w:eastAsia="en-IN"/>
+        </w:rPr>
+      </w:pPr>
+    </w:p>
+    <w:p>
+      <w:pPr>
+        <w:spacing w:before="100" w:beforeAutospacing="1" w:after="119" w:line="240" w:lineRule="auto"/>
+        <w:rPr>
+          <w:rFonts w:ascii="Times New Roman" w:eastAsia="Times New Roman" w:hAnsi="Times New Roman" w:cs="Times New Roman"/>
+          <w:color w:val="000000"/>
+          <w:sz w:val="26"/>
+          <w:szCs w:val="26"/>
+          <w:lang w:eastAsia="en-IN"/>
+        </w:rPr>
+      </w:pPr>
+      <w:r>
+        <w:rPr>
+          <w:rFonts w:ascii="Times New Roman" w:eastAsia="Times New Roman" w:hAnsi="Times New Roman" w:cs="Times New Roman"/>
+          <w:b/>
+          <w:bCs/>
+          <w:color w:val="000000"/>
+          <w:sz w:val="26"/>
+          <w:szCs w:val="26"/>
+          <w:lang w:eastAsia="en-IN"/>
+        </w:rPr>
+        <w:t>Sample Output 1:</w:t>
+      </w:r>
+    </w:p>
+    <w:p>
+      <w:pPr>
+        <w:spacing w:before="100" w:beforeAutospacing="1" w:after="0" w:line="240" w:lineRule="auto"/>
+        <w:rPr>
+          <w:rFonts w:ascii="Times New Roman" w:eastAsia="Times New Roman" w:hAnsi="Times New Roman" w:cs="Times New Roman"/>
+          <w:color w:val="000000"/>
+          <w:sz w:val="26"/>
+          <w:szCs w:val="26"/>
+          <w:lang w:eastAsia="en-IN"/>
+        </w:rPr>
+      </w:pPr>
+      <w:r>
+        <w:rPr>
+          <w:rFonts w:ascii="Times New Roman" w:eastAsia="Times New Roman" w:hAnsi="Times New Roman" w:cs="Times New Roman"/>
+          <w:color w:val="333333"/>
+          <w:sz w:val="26"/>
+          <w:szCs w:val="26"/>
+          <w:lang w:eastAsia="en-IN"/>
+        </w:rPr>
+        <w:lastRenderedPageBreak/>
+        <w:t>9</w:t>
+      </w:r>
+    </w:p>
+    <w:p>
+      <w:pPr>
+        <w:spacing w:before="100" w:beforeAutospacing="1" w:after="119" w:line="240" w:lineRule="auto"/>
+        <w:rPr>
+          <w:rFonts w:ascii="Times New Roman" w:eastAsia="Times New Roman" w:hAnsi="Times New Roman" w:cs="Times New Roman"/>
+          <w:color w:val="000000"/>
+          <w:sz w:val="26"/>
+          <w:szCs w:val="26"/>
+          <w:lang w:eastAsia="en-IN"/>
+        </w:rPr>
+      </w:pPr>
+      <w:r>
+        <w:rPr>
+          <w:rFonts w:ascii="Times New Roman" w:eastAsia="Times New Roman" w:hAnsi="Times New Roman" w:cs="Times New Roman"/>
+          <w:b/>
+          <w:bCs/>
+          <w:color w:val="000000"/>
+          <w:sz w:val="26"/>
+          <w:szCs w:val="26"/>
+          <w:lang w:eastAsia="en-IN"/>
+        </w:rPr>
+        <w:t>Sample Input 2:</w:t>
+      </w:r>
+    </w:p>
+    <w:p>
+      <w:pPr>
+        <w:spacing w:before="100" w:beforeAutospacing="1" w:after="119" w:line="240" w:lineRule="auto"/>
+        <w:rPr>
+          <w:rFonts w:ascii="Times New Roman" w:eastAsia="Times New Roman" w:hAnsi="Times New Roman" w:cs="Times New Roman"/>
+          <w:color w:val="000000"/>
+          <w:sz w:val="26"/>
+          <w:szCs w:val="26"/>
+          <w:lang w:eastAsia="en-IN"/>
+        </w:rPr>
+      </w:pPr>
+      <w:r>
+        <w:rPr>
+          <w:rFonts w:ascii="Times New Roman" w:eastAsia="Times New Roman" w:hAnsi="Times New Roman" w:cs="Times New Roman"/>
+          <w:color w:val="000000"/>
+          <w:sz w:val="26"/>
+          <w:szCs w:val="26"/>
+          <w:lang w:eastAsia="en-IN"/>
+        </w:rPr>
+        <w:t>good</w:t>
+      </w:r>
+    </w:p>
+    <w:p>
+      <w:pPr>
+        <w:spacing w:before="100" w:beforeAutospacing="1" w:after="119" w:line="240" w:lineRule="auto"/>
+        <w:rPr>
+          <w:rFonts w:ascii="Times New Roman" w:eastAsia="Times New Roman" w:hAnsi="Times New Roman" w:cs="Times New Roman"/>
+          <w:color w:val="000000"/>
+          <w:sz w:val="26"/>
+          <w:szCs w:val="26"/>
+          <w:lang w:eastAsia="en-IN"/>
+        </w:rPr>
+      </w:pPr>
+      <w:r>
+        <w:rPr>
+          <w:rFonts w:ascii="Times New Roman" w:eastAsia="Times New Roman" w:hAnsi="Times New Roman" w:cs="Times New Roman"/>
+          <w:b/>
+          <w:bCs/>
+          <w:color w:val="000000"/>
+          <w:sz w:val="26"/>
+          <w:szCs w:val="26"/>
+          <w:lang w:eastAsia="en-IN"/>
+        </w:rPr>
+        <w:t>Sample Output 2:</w:t>
+      </w:r>
+    </w:p>
+    <w:p>
+      <w:pPr>
+        <w:pBdr>
+          <w:bottom w:val="single" w:sz="6" w:space="1" w:color="auto"/>
+        </w:pBdr>
+        <w:spacing w:before="100" w:beforeAutospacing="1" w:after="119" w:line="240" w:lineRule="auto"/>
+        <w:rPr>
+          <w:rFonts w:ascii="Times New Roman" w:eastAsia="Times New Roman" w:hAnsi="Times New Roman" w:cs="Times New Roman"/>
+          <w:color w:val="000000"/>
+          <w:sz w:val="26"/>
+          <w:szCs w:val="26"/>
+          <w:lang w:eastAsia="en-IN"/>
+        </w:rPr>
+      </w:pPr>
+      <w:r>
+        <w:rPr>
+          <w:rFonts w:ascii="Times New Roman" w:eastAsia="Times New Roman" w:hAnsi="Times New Roman" w:cs="Times New Roman"/>
+          <w:color w:val="000000"/>
+          <w:sz w:val="26"/>
+          <w:szCs w:val="26"/>
+          <w:lang w:eastAsia="en-IN"/>
+        </w:rPr>
+        <w:t>-1</w:t>
+      </w:r>
+    </w:p>
+    <w:p>
+      <w:pPr>
+        <w:spacing w:before="100" w:beforeAutospacing="1" w:after="0" w:line="240" w:lineRule="auto"/>
+        <w:jc w:val="center"/>
+        <w:rPr>
+          <w:rFonts w:ascii="Times New Roman" w:eastAsia="Times New Roman" w:hAnsi="Times New Roman" w:cs="Times New Roman"/>
+          <w:color w:val="000000"/>
+          <w:sz w:val="26"/>
+          <w:szCs w:val="26"/>
+          <w:lang w:eastAsia="en-IN"/>
+        </w:rPr>
+      </w:pPr>
+      <w:r>
+        <w:rPr>
+          <w:rFonts w:ascii="Times New Roman" w:eastAsia="Times New Roman" w:hAnsi="Times New Roman" w:cs="Times New Roman"/>
+          <w:b/>
+          <w:bCs/>
+          <w:color w:val="333333"/>
+          <w:sz w:val="26"/>
+          <w:szCs w:val="26"/>
+          <w:lang w:eastAsia="en-IN"/>
+        </w:rPr>
+        <w:t>String processing – Long + Short + Long</w:t>
+      </w:r>
+    </w:p>
+    <w:p>
+      <w:pPr>
+        <w:spacing w:before="100" w:beforeAutospacing="1" w:after="100" w:afterAutospacing="1" w:line="240" w:lineRule="auto"/>
+        <w:rPr>
+          <w:rFonts w:ascii="Times New Roman" w:eastAsia="Times New Roman" w:hAnsi="Times New Roman" w:cs="Times New Roman"/>
+          <w:color w:val="000000"/>
+          <w:sz w:val="26"/>
+          <w:szCs w:val="26"/>
+          <w:lang w:eastAsia="en-IN"/>
+        </w:rPr>
+      </w:pPr>
+      <w:r>
+        <w:rPr>
+          <w:rFonts w:ascii="Times New Roman" w:eastAsia="Times New Roman" w:hAnsi="Times New Roman" w:cs="Times New Roman"/>
+          <w:color w:val="333333"/>
+          <w:sz w:val="26"/>
+          <w:szCs w:val="26"/>
+          <w:lang w:eastAsia="en-IN"/>
+        </w:rPr>
+        <w:t>Obtain two strings S1,S2 from user as input. Your program should form a string of  “long+short+long”, with the shorter string inside of the longer String.</w:t>
+      </w:r>
+      <w:r>
+        <w:rPr>
+          <w:rFonts w:ascii="Times New Roman" w:eastAsia="Times New Roman" w:hAnsi="Times New Roman" w:cs="Times New Roman"/>
+          <w:color w:val="333333"/>
+          <w:sz w:val="26"/>
+          <w:szCs w:val="26"/>
+          <w:lang w:eastAsia="en-IN"/>
+        </w:rPr>
+        <w:br/>
+        <w:t>Include a class UserMainCode with a static method </w:t>
+      </w:r>
+      <w:r>
+        <w:rPr>
+          <w:rFonts w:ascii="Times New Roman" w:eastAsia="Times New Roman" w:hAnsi="Times New Roman" w:cs="Times New Roman"/>
+          <w:b/>
+          <w:bCs/>
+          <w:color w:val="333333"/>
+          <w:sz w:val="26"/>
+          <w:szCs w:val="26"/>
+          <w:lang w:eastAsia="en-IN"/>
+        </w:rPr>
+        <w:t>getCombo</w:t>
+      </w:r>
+      <w:r>
+        <w:rPr>
+          <w:rFonts w:ascii="Times New Roman" w:eastAsia="Times New Roman" w:hAnsi="Times New Roman" w:cs="Times New Roman"/>
+          <w:color w:val="333333"/>
+          <w:sz w:val="26"/>
+          <w:szCs w:val="26"/>
+          <w:lang w:eastAsia="en-IN"/>
+        </w:rPr>
+        <w:t> which accepts two string variables. The return type is the string.</w:t>
+      </w:r>
+      <w:r>
+        <w:rPr>
+          <w:rFonts w:ascii="Times New Roman" w:eastAsia="Times New Roman" w:hAnsi="Times New Roman" w:cs="Times New Roman"/>
+          <w:color w:val="333333"/>
+          <w:sz w:val="26"/>
+          <w:szCs w:val="26"/>
+          <w:lang w:eastAsia="en-IN"/>
+        </w:rPr>
+        <w:br/>
+        <w:t>Create a Class Main which would be used to accept two Input strings and call the static method present in UserMainCode.</w:t>
+      </w:r>
+      <w:r>
+        <w:rPr>
+          <w:rFonts w:ascii="Times New Roman" w:eastAsia="Times New Roman" w:hAnsi="Times New Roman" w:cs="Times New Roman"/>
+          <w:color w:val="333333"/>
+          <w:sz w:val="26"/>
+          <w:szCs w:val="26"/>
+          <w:lang w:eastAsia="en-IN"/>
+        </w:rPr>
+        <w:br/>
+      </w:r>
+      <w:r>
+        <w:rPr>
+          <w:rFonts w:ascii="Times New Roman" w:eastAsia="Times New Roman" w:hAnsi="Times New Roman" w:cs="Times New Roman"/>
+          <w:b/>
+          <w:bCs/>
+          <w:color w:val="333333"/>
+          <w:sz w:val="26"/>
+          <w:szCs w:val="26"/>
+          <w:lang w:eastAsia="en-IN"/>
+        </w:rPr>
+        <w:t>Input and Output Format:</w:t>
+      </w:r>
+      <w:r>
+        <w:rPr>
+          <w:rFonts w:ascii="Times New Roman" w:eastAsia="Times New Roman" w:hAnsi="Times New Roman" w:cs="Times New Roman"/>
+          <w:color w:val="333333"/>
+          <w:sz w:val="26"/>
+          <w:szCs w:val="26"/>
+          <w:lang w:eastAsia="en-IN"/>
+        </w:rPr>
+        <w:br/>
+        <w:t>Input consists of two strings with maximum size of 100 characters.</w:t>
+      </w:r>
+      <w:r>
+        <w:rPr>
+          <w:rFonts w:ascii="Times New Roman" w:eastAsia="Times New Roman" w:hAnsi="Times New Roman" w:cs="Times New Roman"/>
+          <w:color w:val="333333"/>
+          <w:sz w:val="26"/>
+          <w:szCs w:val="26"/>
+          <w:lang w:eastAsia="en-IN"/>
+        </w:rPr>
+        <w:br/>
+        <w:t>Output consists of an string.</w:t>
+      </w:r>
+      <w:r>
+        <w:rPr>
+          <w:rFonts w:ascii="Times New Roman" w:eastAsia="Times New Roman" w:hAnsi="Times New Roman" w:cs="Times New Roman"/>
+          <w:color w:val="333333"/>
+          <w:sz w:val="26"/>
+          <w:szCs w:val="26"/>
+          <w:lang w:eastAsia="en-IN"/>
+        </w:rPr>
+        <w:br/>
+        <w:t>Refer sample output for formatting specifications.</w:t>
+      </w:r>
+      <w:r>
+        <w:rPr>
+          <w:rFonts w:ascii="Times New Roman" w:eastAsia="Times New Roman" w:hAnsi="Times New Roman" w:cs="Times New Roman"/>
+          <w:color w:val="333333"/>
+          <w:sz w:val="26"/>
+          <w:szCs w:val="26"/>
+          <w:lang w:eastAsia="en-IN"/>
+        </w:rPr>
+        <w:br/>
+      </w:r>
+      <w:r>
+        <w:rPr>
+          <w:rFonts w:ascii="Times New Roman" w:eastAsia="Times New Roman" w:hAnsi="Times New Roman" w:cs="Times New Roman"/>
+          <w:b/>
+          <w:bCs/>
+          <w:color w:val="333333"/>
+          <w:sz w:val="26"/>
+          <w:szCs w:val="26"/>
+          <w:lang w:eastAsia="en-IN"/>
+        </w:rPr>
+        <w:t>Sample Input 1:</w:t>
+      </w:r>
+      <w:r>
+        <w:rPr>
+          <w:rFonts w:ascii="Times New Roman" w:eastAsia="Times New Roman" w:hAnsi="Times New Roman" w:cs="Times New Roman"/>
+          <w:color w:val="333333"/>
+          <w:sz w:val="26"/>
+          <w:szCs w:val="26"/>
+          <w:lang w:eastAsia="en-IN"/>
+        </w:rPr>
+        <w:br/>
+        <w:t>Hello</w:t>
+      </w:r>
+      <w:r>
+        <w:rPr>
+          <w:rFonts w:ascii="Times New Roman" w:eastAsia="Times New Roman" w:hAnsi="Times New Roman" w:cs="Times New Roman"/>
+          <w:color w:val="333333"/>
+          <w:sz w:val="26"/>
+          <w:szCs w:val="26"/>
+          <w:lang w:eastAsia="en-IN"/>
+        </w:rPr>
+        <w:br/>
+        <w:t>Hi</w:t>
+      </w:r>
+      <w:r>
+        <w:rPr>
+          <w:rFonts w:ascii="Times New Roman" w:eastAsia="Times New Roman" w:hAnsi="Times New Roman" w:cs="Times New Roman"/>
+          <w:color w:val="333333"/>
+          <w:sz w:val="26"/>
+          <w:szCs w:val="26"/>
+          <w:lang w:eastAsia="en-IN"/>
+        </w:rPr>
+        <w:br/>
+      </w:r>
+      <w:r>
+        <w:rPr>
+          <w:rFonts w:ascii="Times New Roman" w:eastAsia="Times New Roman" w:hAnsi="Times New Roman" w:cs="Times New Roman"/>
+          <w:b/>
+          <w:bCs/>
+          <w:color w:val="333333"/>
+          <w:sz w:val="26"/>
+          <w:szCs w:val="26"/>
+          <w:lang w:eastAsia="en-IN"/>
+        </w:rPr>
+        <w:t>Sample Output 1:</w:t>
+      </w:r>
+      <w:r>
+        <w:rPr>
+          <w:rFonts w:ascii="Times New Roman" w:eastAsia="Times New Roman" w:hAnsi="Times New Roman" w:cs="Times New Roman"/>
+          <w:color w:val="333333"/>
+          <w:sz w:val="26"/>
+          <w:szCs w:val="26"/>
+          <w:lang w:eastAsia="en-IN"/>
+        </w:rPr>
+        <w:br/>
+        <w:t>HelloHiHello</w:t>
+      </w:r>
+    </w:p>
+    <w:p>
+      <w:pPr>
+        <w:pBdr>
+          <w:bottom w:val="single" w:sz="6" w:space="1" w:color="auto"/>
+        </w:pBdr>
+      </w:pPr>
+    </w:p>
+    <w:p>
+      <w:pPr>
+        <w:jc w:val="center"/>
+        <w:rPr>
+          <w:b/>
+          <w:bCs/>
+        </w:rPr>
+      </w:pPr>
+      <w:r>
+        <w:rPr>
+          <w:b/>
+          <w:bCs/>
+        </w:rPr>
+        <w:t>Password Generator</w:t>
+      </w:r>
+    </w:p>
+    <w:p>
+      <w:pPr>
+        <w:jc w:val="center"/>
+        <w:rPr>
+          <w:b/>
+          <w:bCs/>
+        </w:rPr>
+      </w:pPr>
+    </w:p>
+    <w:p>
+      <w:r>
+        <w:t>Write a Java program that accepts the first name, lastname, age as input and display their password.</w:t>
+      </w:r>
+    </w:p>
+    <w:p>
+      <w:r>
+        <w:t>The password must be combination of first 3 letters of firstname, last 3 letters of lastname and @ symbol then their age. The first letter should be capitalized.</w:t>
+      </w:r>
+    </w:p>
+    <w:p>
+      <w:r>
+        <w:t>Example</w:t>
+      </w:r>
+      <w:r>
+        <w:br/>
+        <w:t>First Name: raja</w:t>
+      </w:r>
+    </w:p>
+    <w:p>
+      <w:r>
+        <w:t>Last Name: siva</w:t>
+      </w:r>
+    </w:p>
+    <w:p>
+      <w:r>
+        <w:t>Age: 22</w:t>
+      </w:r>
+    </w:p>
+    <w:p/>
+    <w:p>
+      <w:r>
+        <w:t>Output:</w:t>
+      </w:r>
+    </w:p>
+    <w:p>
+      <w:r>
+        <w:t>Rajiva@22</w:t>
+      </w:r>
+    </w:p>
+    <w:p>
+      <w:pPr>
+        <w:jc w:val="center"/>
+        <w:rPr>
+          <w:b/>
+          <w:bCs/>
+        </w:rPr>
+      </w:pPr>
+    </w:p>
+    <w:p>
+      <w:pPr>
+        <w:pStyle w:val="ListParagraph"/>
+        <w:ind w:left="1080"/>
+      </w:pPr>
     </w:p>
     <w:sectPr>
       <w:pgSz w:w="11906" w:h="16838"/>

--- a/notes_06May2023.docx
+++ b/notes_06May2023.docx
@@ -247,7 +247,20 @@
           <w:lang w:val="en-US"/>
         </w:rPr>
         <w:tab/>
-        <w:t>System.out.println();</w:t>
+      </w:r>
+      <w:proofErr w:type="spellStart"/>
+      <w:r>
+        <w:rPr>
+          <w:lang w:val="en-US"/>
+        </w:rPr>
+        <w:t>System.out.println</w:t>
+      </w:r>
+      <w:proofErr w:type="spellEnd"/>
+      <w:r>
+        <w:rPr>
+          <w:lang w:val="en-US"/>
+        </w:rPr>
+        <w:t>();</w:t>
       </w:r>
     </w:p>
     <w:p>
@@ -277,11 +290,19 @@
         </w:rPr>
         <w:tab/>
       </w:r>
-      <w:r>
-        <w:rPr>
-          <w:lang w:val="en-US"/>
-        </w:rPr>
-        <w:t>System.out.println();</w:t>
+      <w:proofErr w:type="spellStart"/>
+      <w:r>
+        <w:rPr>
+          <w:lang w:val="en-US"/>
+        </w:rPr>
+        <w:t>System.out.println</w:t>
+      </w:r>
+      <w:proofErr w:type="spellEnd"/>
+      <w:r>
+        <w:rPr>
+          <w:lang w:val="en-US"/>
+        </w:rPr>
+        <w:t>();</w:t>
       </w:r>
     </w:p>
     <w:p>
@@ -329,7 +350,21 @@
         <w:rPr>
           <w:lang w:val="en-US"/>
         </w:rPr>
-        <w:t>{} for every true or false part of if and loop</w:t>
+        <w:t xml:space="preserve">{} for every true or false part of </w:t>
+      </w:r>
+      <w:proofErr w:type="spellStart"/>
+      <w:r>
+        <w:rPr>
+          <w:lang w:val="en-US"/>
+        </w:rPr>
+        <w:t>if</w:t>
+      </w:r>
+      <w:proofErr w:type="spellEnd"/>
+      <w:r>
+        <w:rPr>
+          <w:lang w:val="en-US"/>
+        </w:rPr>
+        <w:t xml:space="preserve"> and loop</w:t>
       </w:r>
     </w:p>
     <w:p>
@@ -644,6 +679,7 @@
           <w:lang w:eastAsia="en-IN"/>
         </w:rPr>
       </w:pPr>
+      <w:proofErr w:type="spellStart"/>
       <w:r>
         <w:rPr>
           <w:rFonts w:ascii="Times New Roman" w:eastAsia="Times New Roman" w:hAnsi="Times New Roman" w:cs="Times New Roman"/>
@@ -654,130 +690,9 @@
           <w:szCs w:val="26"/>
           <w:lang w:eastAsia="en-IN"/>
         </w:rPr>
-        <w:t>ArrayList to String Array</w:t>
-      </w:r>
-    </w:p>
-    <w:p>
-      <w:pPr>
-        <w:spacing w:before="100" w:beforeAutospacing="1" w:after="100" w:afterAutospacing="1" w:line="240" w:lineRule="auto"/>
-        <w:rPr>
-          <w:rFonts w:ascii="Times New Roman" w:eastAsia="Times New Roman" w:hAnsi="Times New Roman" w:cs="Times New Roman"/>
-          <w:color w:val="333333"/>
-          <w:sz w:val="26"/>
-          <w:szCs w:val="26"/>
-          <w:lang w:eastAsia="en-IN"/>
-        </w:rPr>
-      </w:pPr>
-      <w:r>
-        <w:rPr>
-          <w:rFonts w:ascii="Times New Roman" w:eastAsia="Times New Roman" w:hAnsi="Times New Roman" w:cs="Times New Roman"/>
-          <w:color w:val="333333"/>
-          <w:sz w:val="26"/>
-          <w:szCs w:val="26"/>
-          <w:lang w:eastAsia="en-IN"/>
-        </w:rPr>
-        <w:lastRenderedPageBreak/>
-        <w:br/>
-        <w:t>Write a program that performs the following actions:</w:t>
-      </w:r>
-      <w:r>
-        <w:rPr>
-          <w:rFonts w:ascii="Times New Roman" w:eastAsia="Times New Roman" w:hAnsi="Times New Roman" w:cs="Times New Roman"/>
-          <w:color w:val="333333"/>
-          <w:sz w:val="26"/>
-          <w:szCs w:val="26"/>
-          <w:lang w:eastAsia="en-IN"/>
-        </w:rPr>
-        <w:br/>
-      </w:r>
-      <w:r>
-        <w:rPr>
-          <w:rFonts w:ascii="Times New Roman" w:eastAsia="Times New Roman" w:hAnsi="Times New Roman" w:cs="Times New Roman"/>
-          <w:color w:val="333333"/>
-          <w:sz w:val="26"/>
-          <w:szCs w:val="26"/>
-          <w:lang w:eastAsia="en-IN"/>
-        </w:rPr>
-        <w:br/>
-        <w:t>1.Read m strings as input (fruit names).</w:t>
-      </w:r>
-      <w:r>
-        <w:rPr>
-          <w:rFonts w:ascii="Times New Roman" w:eastAsia="Times New Roman" w:hAnsi="Times New Roman" w:cs="Times New Roman"/>
-          <w:color w:val="333333"/>
-          <w:sz w:val="26"/>
-          <w:szCs w:val="26"/>
-          <w:lang w:eastAsia="en-IN"/>
-        </w:rPr>
-        <w:br/>
-        <w:t>2.Create an arraylist to store the above m strings in this arraylist.</w:t>
-      </w:r>
-      <w:r>
-        <w:rPr>
-          <w:rFonts w:ascii="Times New Roman" w:eastAsia="Times New Roman" w:hAnsi="Times New Roman" w:cs="Times New Roman"/>
-          <w:color w:val="333333"/>
-          <w:sz w:val="26"/>
-          <w:szCs w:val="26"/>
-          <w:lang w:eastAsia="en-IN"/>
-        </w:rPr>
-        <w:br/>
-        <w:t>3.Read n strings as input (fruit names).</w:t>
-      </w:r>
-      <w:r>
-        <w:rPr>
-          <w:rFonts w:ascii="Times New Roman" w:eastAsia="Times New Roman" w:hAnsi="Times New Roman" w:cs="Times New Roman"/>
-          <w:color w:val="333333"/>
-          <w:sz w:val="26"/>
-          <w:szCs w:val="26"/>
-          <w:lang w:eastAsia="en-IN"/>
-        </w:rPr>
-        <w:br/>
-        <w:t>4.Create an arraylist to store the above n strings in this arraylist.</w:t>
-      </w:r>
-      <w:r>
-        <w:rPr>
-          <w:rFonts w:ascii="Times New Roman" w:eastAsia="Times New Roman" w:hAnsi="Times New Roman" w:cs="Times New Roman"/>
-          <w:color w:val="333333"/>
-          <w:sz w:val="26"/>
-          <w:szCs w:val="26"/>
-          <w:lang w:eastAsia="en-IN"/>
-        </w:rPr>
-        <w:br/>
-        <w:t>5.Write a function fruitSelector which accepts the arraylists as input.</w:t>
-      </w:r>
-      <w:r>
-        <w:rPr>
-          <w:rFonts w:ascii="Times New Roman" w:eastAsia="Times New Roman" w:hAnsi="Times New Roman" w:cs="Times New Roman"/>
-          <w:color w:val="333333"/>
-          <w:sz w:val="26"/>
-          <w:szCs w:val="26"/>
-          <w:lang w:eastAsia="en-IN"/>
-        </w:rPr>
-        <w:br/>
-        <w:t>6.Remove all fruits whose name ends with 'a' or 'e' from first arrayList and remove all fruits whose name begins  with 'm' or 'a' from second arrayList then combine the two lists and return the final output as a String array.</w:t>
-      </w:r>
-      <w:r>
-        <w:rPr>
-          <w:rFonts w:ascii="Times New Roman" w:eastAsia="Times New Roman" w:hAnsi="Times New Roman" w:cs="Times New Roman"/>
-          <w:color w:val="333333"/>
-          <w:sz w:val="26"/>
-          <w:szCs w:val="26"/>
-          <w:lang w:eastAsia="en-IN"/>
-        </w:rPr>
-        <w:br/>
-        <w:t>7.If the array is empty the program will print as “No fruit found”</w:t>
-      </w:r>
-      <w:r>
-        <w:rPr>
-          <w:rFonts w:ascii="Times New Roman" w:eastAsia="Times New Roman" w:hAnsi="Times New Roman" w:cs="Times New Roman"/>
-          <w:color w:val="333333"/>
-          <w:sz w:val="26"/>
-          <w:szCs w:val="26"/>
-          <w:lang w:eastAsia="en-IN"/>
-        </w:rPr>
-        <w:br/>
-        <w:t>Include a class UserMainCode with the static method </w:t>
-      </w:r>
+        <w:t>ArrayList</w:t>
+      </w:r>
+      <w:proofErr w:type="spellEnd"/>
       <w:r>
         <w:rPr>
           <w:rFonts w:ascii="Times New Roman" w:eastAsia="Times New Roman" w:hAnsi="Times New Roman" w:cs="Times New Roman"/>
@@ -788,59 +703,329 @@
           <w:szCs w:val="26"/>
           <w:lang w:eastAsia="en-IN"/>
         </w:rPr>
+        <w:t xml:space="preserve"> to String Array</w:t>
+      </w:r>
+    </w:p>
+    <w:p>
+      <w:pPr>
+        <w:spacing w:before="100" w:beforeAutospacing="1" w:after="100" w:afterAutospacing="1" w:line="240" w:lineRule="auto"/>
+        <w:rPr>
+          <w:rFonts w:ascii="Times New Roman" w:eastAsia="Times New Roman" w:hAnsi="Times New Roman" w:cs="Times New Roman"/>
+          <w:color w:val="333333"/>
+          <w:sz w:val="26"/>
+          <w:szCs w:val="26"/>
+          <w:lang w:eastAsia="en-IN"/>
+        </w:rPr>
+      </w:pPr>
+      <w:r>
+        <w:rPr>
+          <w:rFonts w:ascii="Times New Roman" w:eastAsia="Times New Roman" w:hAnsi="Times New Roman" w:cs="Times New Roman"/>
+          <w:color w:val="333333"/>
+          <w:sz w:val="26"/>
+          <w:szCs w:val="26"/>
+          <w:lang w:eastAsia="en-IN"/>
+        </w:rPr>
+        <w:lastRenderedPageBreak/>
+        <w:br/>
+        <w:t>Write a program that performs the following actions:</w:t>
+      </w:r>
+      <w:r>
+        <w:rPr>
+          <w:rFonts w:ascii="Times New Roman" w:eastAsia="Times New Roman" w:hAnsi="Times New Roman" w:cs="Times New Roman"/>
+          <w:color w:val="333333"/>
+          <w:sz w:val="26"/>
+          <w:szCs w:val="26"/>
+          <w:lang w:eastAsia="en-IN"/>
+        </w:rPr>
+        <w:br/>
+      </w:r>
+      <w:r>
+        <w:rPr>
+          <w:rFonts w:ascii="Times New Roman" w:eastAsia="Times New Roman" w:hAnsi="Times New Roman" w:cs="Times New Roman"/>
+          <w:color w:val="333333"/>
+          <w:sz w:val="26"/>
+          <w:szCs w:val="26"/>
+          <w:lang w:eastAsia="en-IN"/>
+        </w:rPr>
+        <w:br/>
+        <w:t>1.Read m strings as input (fruit names).</w:t>
+      </w:r>
+      <w:r>
+        <w:rPr>
+          <w:rFonts w:ascii="Times New Roman" w:eastAsia="Times New Roman" w:hAnsi="Times New Roman" w:cs="Times New Roman"/>
+          <w:color w:val="333333"/>
+          <w:sz w:val="26"/>
+          <w:szCs w:val="26"/>
+          <w:lang w:eastAsia="en-IN"/>
+        </w:rPr>
+        <w:br/>
+        <w:t xml:space="preserve">2.Create an </w:t>
+      </w:r>
+      <w:proofErr w:type="spellStart"/>
+      <w:r>
+        <w:rPr>
+          <w:rFonts w:ascii="Times New Roman" w:eastAsia="Times New Roman" w:hAnsi="Times New Roman" w:cs="Times New Roman"/>
+          <w:color w:val="333333"/>
+          <w:sz w:val="26"/>
+          <w:szCs w:val="26"/>
+          <w:lang w:eastAsia="en-IN"/>
+        </w:rPr>
+        <w:t>arraylist</w:t>
+      </w:r>
+      <w:proofErr w:type="spellEnd"/>
+      <w:r>
+        <w:rPr>
+          <w:rFonts w:ascii="Times New Roman" w:eastAsia="Times New Roman" w:hAnsi="Times New Roman" w:cs="Times New Roman"/>
+          <w:color w:val="333333"/>
+          <w:sz w:val="26"/>
+          <w:szCs w:val="26"/>
+          <w:lang w:eastAsia="en-IN"/>
+        </w:rPr>
+        <w:t xml:space="preserve"> to store the above m strings in this </w:t>
+      </w:r>
+      <w:proofErr w:type="spellStart"/>
+      <w:r>
+        <w:rPr>
+          <w:rFonts w:ascii="Times New Roman" w:eastAsia="Times New Roman" w:hAnsi="Times New Roman" w:cs="Times New Roman"/>
+          <w:color w:val="333333"/>
+          <w:sz w:val="26"/>
+          <w:szCs w:val="26"/>
+          <w:lang w:eastAsia="en-IN"/>
+        </w:rPr>
+        <w:t>arraylist</w:t>
+      </w:r>
+      <w:proofErr w:type="spellEnd"/>
+      <w:r>
+        <w:rPr>
+          <w:rFonts w:ascii="Times New Roman" w:eastAsia="Times New Roman" w:hAnsi="Times New Roman" w:cs="Times New Roman"/>
+          <w:color w:val="333333"/>
+          <w:sz w:val="26"/>
+          <w:szCs w:val="26"/>
+          <w:lang w:eastAsia="en-IN"/>
+        </w:rPr>
+        <w:t>.</w:t>
+      </w:r>
+      <w:r>
+        <w:rPr>
+          <w:rFonts w:ascii="Times New Roman" w:eastAsia="Times New Roman" w:hAnsi="Times New Roman" w:cs="Times New Roman"/>
+          <w:color w:val="333333"/>
+          <w:sz w:val="26"/>
+          <w:szCs w:val="26"/>
+          <w:lang w:eastAsia="en-IN"/>
+        </w:rPr>
+        <w:br/>
+        <w:t>3.Read n strings as input (fruit names).</w:t>
+      </w:r>
+      <w:r>
+        <w:rPr>
+          <w:rFonts w:ascii="Times New Roman" w:eastAsia="Times New Roman" w:hAnsi="Times New Roman" w:cs="Times New Roman"/>
+          <w:color w:val="333333"/>
+          <w:sz w:val="26"/>
+          <w:szCs w:val="26"/>
+          <w:lang w:eastAsia="en-IN"/>
+        </w:rPr>
+        <w:br/>
+        <w:t xml:space="preserve">4.Create an </w:t>
+      </w:r>
+      <w:proofErr w:type="spellStart"/>
+      <w:r>
+        <w:rPr>
+          <w:rFonts w:ascii="Times New Roman" w:eastAsia="Times New Roman" w:hAnsi="Times New Roman" w:cs="Times New Roman"/>
+          <w:color w:val="333333"/>
+          <w:sz w:val="26"/>
+          <w:szCs w:val="26"/>
+          <w:lang w:eastAsia="en-IN"/>
+        </w:rPr>
+        <w:t>arraylist</w:t>
+      </w:r>
+      <w:proofErr w:type="spellEnd"/>
+      <w:r>
+        <w:rPr>
+          <w:rFonts w:ascii="Times New Roman" w:eastAsia="Times New Roman" w:hAnsi="Times New Roman" w:cs="Times New Roman"/>
+          <w:color w:val="333333"/>
+          <w:sz w:val="26"/>
+          <w:szCs w:val="26"/>
+          <w:lang w:eastAsia="en-IN"/>
+        </w:rPr>
+        <w:t xml:space="preserve"> to store the above n strings in this </w:t>
+      </w:r>
+      <w:proofErr w:type="spellStart"/>
+      <w:r>
+        <w:rPr>
+          <w:rFonts w:ascii="Times New Roman" w:eastAsia="Times New Roman" w:hAnsi="Times New Roman" w:cs="Times New Roman"/>
+          <w:color w:val="333333"/>
+          <w:sz w:val="26"/>
+          <w:szCs w:val="26"/>
+          <w:lang w:eastAsia="en-IN"/>
+        </w:rPr>
+        <w:t>arraylist</w:t>
+      </w:r>
+      <w:proofErr w:type="spellEnd"/>
+      <w:r>
+        <w:rPr>
+          <w:rFonts w:ascii="Times New Roman" w:eastAsia="Times New Roman" w:hAnsi="Times New Roman" w:cs="Times New Roman"/>
+          <w:color w:val="333333"/>
+          <w:sz w:val="26"/>
+          <w:szCs w:val="26"/>
+          <w:lang w:eastAsia="en-IN"/>
+        </w:rPr>
+        <w:t>.</w:t>
+      </w:r>
+      <w:r>
+        <w:rPr>
+          <w:rFonts w:ascii="Times New Roman" w:eastAsia="Times New Roman" w:hAnsi="Times New Roman" w:cs="Times New Roman"/>
+          <w:color w:val="333333"/>
+          <w:sz w:val="26"/>
+          <w:szCs w:val="26"/>
+          <w:lang w:eastAsia="en-IN"/>
+        </w:rPr>
+        <w:br/>
+        <w:t xml:space="preserve">5.Write a function </w:t>
+      </w:r>
+      <w:proofErr w:type="spellStart"/>
+      <w:r>
+        <w:rPr>
+          <w:rFonts w:ascii="Times New Roman" w:eastAsia="Times New Roman" w:hAnsi="Times New Roman" w:cs="Times New Roman"/>
+          <w:color w:val="333333"/>
+          <w:sz w:val="26"/>
+          <w:szCs w:val="26"/>
+          <w:lang w:eastAsia="en-IN"/>
+        </w:rPr>
         <w:t>fruitSelector</w:t>
       </w:r>
-      <w:r>
-        <w:rPr>
-          <w:rFonts w:ascii="Times New Roman" w:eastAsia="Times New Roman" w:hAnsi="Times New Roman" w:cs="Times New Roman"/>
-          <w:color w:val="333333"/>
-          <w:sz w:val="26"/>
-          <w:szCs w:val="26"/>
-          <w:lang w:eastAsia="en-IN"/>
-        </w:rPr>
-        <w:t> which accepts the two arraylists and returns an array.</w:t>
-      </w:r>
-      <w:r>
-        <w:rPr>
-          <w:rFonts w:ascii="Times New Roman" w:eastAsia="Times New Roman" w:hAnsi="Times New Roman" w:cs="Times New Roman"/>
-          <w:color w:val="333333"/>
-          <w:sz w:val="26"/>
-          <w:szCs w:val="26"/>
-          <w:lang w:eastAsia="en-IN"/>
-        </w:rPr>
-        <w:br/>
-      </w:r>
-      <w:r>
-        <w:rPr>
-          <w:rFonts w:ascii="Times New Roman" w:eastAsia="Times New Roman" w:hAnsi="Times New Roman" w:cs="Times New Roman"/>
-          <w:color w:val="333333"/>
-          <w:sz w:val="26"/>
-          <w:szCs w:val="26"/>
-          <w:lang w:eastAsia="en-IN"/>
-        </w:rPr>
-        <w:br/>
-        <w:t>Create a Class Main which would be used to read n strings and call the static method present in UserMainCode.</w:t>
-      </w:r>
-      <w:r>
-        <w:rPr>
-          <w:rFonts w:ascii="Times New Roman" w:eastAsia="Times New Roman" w:hAnsi="Times New Roman" w:cs="Times New Roman"/>
-          <w:color w:val="333333"/>
-          <w:sz w:val="26"/>
-          <w:szCs w:val="26"/>
-          <w:lang w:eastAsia="en-IN"/>
-        </w:rPr>
-        <w:br/>
-      </w:r>
-      <w:r>
-        <w:rPr>
-          <w:rFonts w:ascii="Times New Roman" w:eastAsia="Times New Roman" w:hAnsi="Times New Roman" w:cs="Times New Roman"/>
-          <w:color w:val="333333"/>
-          <w:sz w:val="26"/>
-          <w:szCs w:val="26"/>
-          <w:lang w:eastAsia="en-IN"/>
-        </w:rPr>
-        <w:br/>
-      </w:r>
+      <w:proofErr w:type="spellEnd"/>
+      <w:r>
+        <w:rPr>
+          <w:rFonts w:ascii="Times New Roman" w:eastAsia="Times New Roman" w:hAnsi="Times New Roman" w:cs="Times New Roman"/>
+          <w:color w:val="333333"/>
+          <w:sz w:val="26"/>
+          <w:szCs w:val="26"/>
+          <w:lang w:eastAsia="en-IN"/>
+        </w:rPr>
+        <w:t xml:space="preserve"> which accepts the </w:t>
+      </w:r>
+      <w:proofErr w:type="spellStart"/>
+      <w:r>
+        <w:rPr>
+          <w:rFonts w:ascii="Times New Roman" w:eastAsia="Times New Roman" w:hAnsi="Times New Roman" w:cs="Times New Roman"/>
+          <w:color w:val="333333"/>
+          <w:sz w:val="26"/>
+          <w:szCs w:val="26"/>
+          <w:lang w:eastAsia="en-IN"/>
+        </w:rPr>
+        <w:t>arraylists</w:t>
+      </w:r>
+      <w:proofErr w:type="spellEnd"/>
+      <w:r>
+        <w:rPr>
+          <w:rFonts w:ascii="Times New Roman" w:eastAsia="Times New Roman" w:hAnsi="Times New Roman" w:cs="Times New Roman"/>
+          <w:color w:val="333333"/>
+          <w:sz w:val="26"/>
+          <w:szCs w:val="26"/>
+          <w:lang w:eastAsia="en-IN"/>
+        </w:rPr>
+        <w:t xml:space="preserve"> as input.</w:t>
+      </w:r>
+      <w:r>
+        <w:rPr>
+          <w:rFonts w:ascii="Times New Roman" w:eastAsia="Times New Roman" w:hAnsi="Times New Roman" w:cs="Times New Roman"/>
+          <w:color w:val="333333"/>
+          <w:sz w:val="26"/>
+          <w:szCs w:val="26"/>
+          <w:lang w:eastAsia="en-IN"/>
+        </w:rPr>
+        <w:br/>
+        <w:t xml:space="preserve">6.Remove all fruits whose name ends with 'a' or 'e' from first </w:t>
+      </w:r>
+      <w:proofErr w:type="spellStart"/>
+      <w:r>
+        <w:rPr>
+          <w:rFonts w:ascii="Times New Roman" w:eastAsia="Times New Roman" w:hAnsi="Times New Roman" w:cs="Times New Roman"/>
+          <w:color w:val="333333"/>
+          <w:sz w:val="26"/>
+          <w:szCs w:val="26"/>
+          <w:lang w:eastAsia="en-IN"/>
+        </w:rPr>
+        <w:t>arrayList</w:t>
+      </w:r>
+      <w:proofErr w:type="spellEnd"/>
+      <w:r>
+        <w:rPr>
+          <w:rFonts w:ascii="Times New Roman" w:eastAsia="Times New Roman" w:hAnsi="Times New Roman" w:cs="Times New Roman"/>
+          <w:color w:val="333333"/>
+          <w:sz w:val="26"/>
+          <w:szCs w:val="26"/>
+          <w:lang w:eastAsia="en-IN"/>
+        </w:rPr>
+        <w:t xml:space="preserve"> and remove all fruits whose name begins  with 'm' or 'a' from second </w:t>
+      </w:r>
+      <w:proofErr w:type="spellStart"/>
+      <w:r>
+        <w:rPr>
+          <w:rFonts w:ascii="Times New Roman" w:eastAsia="Times New Roman" w:hAnsi="Times New Roman" w:cs="Times New Roman"/>
+          <w:color w:val="333333"/>
+          <w:sz w:val="26"/>
+          <w:szCs w:val="26"/>
+          <w:lang w:eastAsia="en-IN"/>
+        </w:rPr>
+        <w:t>arrayList</w:t>
+      </w:r>
+      <w:proofErr w:type="spellEnd"/>
+      <w:r>
+        <w:rPr>
+          <w:rFonts w:ascii="Times New Roman" w:eastAsia="Times New Roman" w:hAnsi="Times New Roman" w:cs="Times New Roman"/>
+          <w:color w:val="333333"/>
+          <w:sz w:val="26"/>
+          <w:szCs w:val="26"/>
+          <w:lang w:eastAsia="en-IN"/>
+        </w:rPr>
+        <w:t xml:space="preserve"> then combine the two lists and return the final output as a String array.</w:t>
+      </w:r>
+      <w:r>
+        <w:rPr>
+          <w:rFonts w:ascii="Times New Roman" w:eastAsia="Times New Roman" w:hAnsi="Times New Roman" w:cs="Times New Roman"/>
+          <w:color w:val="333333"/>
+          <w:sz w:val="26"/>
+          <w:szCs w:val="26"/>
+          <w:lang w:eastAsia="en-IN"/>
+        </w:rPr>
+        <w:br/>
+        <w:t>7.If the array is empty the program will print as “No fruit found”</w:t>
+      </w:r>
+      <w:r>
+        <w:rPr>
+          <w:rFonts w:ascii="Times New Roman" w:eastAsia="Times New Roman" w:hAnsi="Times New Roman" w:cs="Times New Roman"/>
+          <w:color w:val="333333"/>
+          <w:sz w:val="26"/>
+          <w:szCs w:val="26"/>
+          <w:lang w:eastAsia="en-IN"/>
+        </w:rPr>
+        <w:br/>
+        <w:t xml:space="preserve">Include a class </w:t>
+      </w:r>
+      <w:proofErr w:type="spellStart"/>
+      <w:r>
+        <w:rPr>
+          <w:rFonts w:ascii="Times New Roman" w:eastAsia="Times New Roman" w:hAnsi="Times New Roman" w:cs="Times New Roman"/>
+          <w:color w:val="333333"/>
+          <w:sz w:val="26"/>
+          <w:szCs w:val="26"/>
+          <w:lang w:eastAsia="en-IN"/>
+        </w:rPr>
+        <w:t>UserMainCode</w:t>
+      </w:r>
+      <w:proofErr w:type="spellEnd"/>
+      <w:r>
+        <w:rPr>
+          <w:rFonts w:ascii="Times New Roman" w:eastAsia="Times New Roman" w:hAnsi="Times New Roman" w:cs="Times New Roman"/>
+          <w:color w:val="333333"/>
+          <w:sz w:val="26"/>
+          <w:szCs w:val="26"/>
+          <w:lang w:eastAsia="en-IN"/>
+        </w:rPr>
+        <w:t xml:space="preserve"> with the static method </w:t>
+      </w:r>
+      <w:proofErr w:type="spellStart"/>
       <w:r>
         <w:rPr>
           <w:rFonts w:ascii="Times New Roman" w:eastAsia="Times New Roman" w:hAnsi="Times New Roman" w:cs="Times New Roman"/>
@@ -851,49 +1036,83 @@
           <w:szCs w:val="26"/>
           <w:lang w:eastAsia="en-IN"/>
         </w:rPr>
-        <w:t>Input and Output Format:</w:t>
-      </w:r>
-      <w:r>
-        <w:rPr>
-          <w:rFonts w:ascii="Times New Roman" w:eastAsia="Times New Roman" w:hAnsi="Times New Roman" w:cs="Times New Roman"/>
-          <w:color w:val="333333"/>
-          <w:sz w:val="26"/>
-          <w:szCs w:val="26"/>
-          <w:lang w:eastAsia="en-IN"/>
-        </w:rPr>
-        <w:br/>
-      </w:r>
-      <w:r>
-        <w:rPr>
-          <w:rFonts w:ascii="Times New Roman" w:eastAsia="Times New Roman" w:hAnsi="Times New Roman" w:cs="Times New Roman"/>
-          <w:color w:val="333333"/>
-          <w:sz w:val="26"/>
-          <w:szCs w:val="26"/>
-          <w:lang w:eastAsia="en-IN"/>
-        </w:rPr>
-        <w:br/>
-        <w:t>Input consists of an integer (m) denoting the size of first arraylist. The next m elements would be the values of the first arraylist. The next input would be n denoting the size of the second arraylist. The next n elements would be the values of the second arraylist.</w:t>
-      </w:r>
-      <w:r>
-        <w:rPr>
-          <w:rFonts w:ascii="Times New Roman" w:eastAsia="Times New Roman" w:hAnsi="Times New Roman" w:cs="Times New Roman"/>
-          <w:color w:val="333333"/>
-          <w:sz w:val="26"/>
-          <w:szCs w:val="26"/>
-          <w:lang w:eastAsia="en-IN"/>
-        </w:rPr>
-        <w:br/>
-      </w:r>
-      <w:r>
-        <w:rPr>
-          <w:rFonts w:ascii="Times New Roman" w:eastAsia="Times New Roman" w:hAnsi="Times New Roman" w:cs="Times New Roman"/>
-          <w:color w:val="333333"/>
-          <w:sz w:val="26"/>
-          <w:szCs w:val="26"/>
-          <w:lang w:eastAsia="en-IN"/>
-        </w:rPr>
-        <w:br/>
-        <w:t>Output consists of an array as per step 6. Refer sample output for formatting specifications.</w:t>
+        <w:t>fruitSelector</w:t>
+      </w:r>
+      <w:proofErr w:type="spellEnd"/>
+      <w:r>
+        <w:rPr>
+          <w:rFonts w:ascii="Times New Roman" w:eastAsia="Times New Roman" w:hAnsi="Times New Roman" w:cs="Times New Roman"/>
+          <w:color w:val="333333"/>
+          <w:sz w:val="26"/>
+          <w:szCs w:val="26"/>
+          <w:lang w:eastAsia="en-IN"/>
+        </w:rPr>
+        <w:t xml:space="preserve"> which accepts the two </w:t>
+      </w:r>
+      <w:proofErr w:type="spellStart"/>
+      <w:r>
+        <w:rPr>
+          <w:rFonts w:ascii="Times New Roman" w:eastAsia="Times New Roman" w:hAnsi="Times New Roman" w:cs="Times New Roman"/>
+          <w:color w:val="333333"/>
+          <w:sz w:val="26"/>
+          <w:szCs w:val="26"/>
+          <w:lang w:eastAsia="en-IN"/>
+        </w:rPr>
+        <w:t>arraylists</w:t>
+      </w:r>
+      <w:proofErr w:type="spellEnd"/>
+      <w:r>
+        <w:rPr>
+          <w:rFonts w:ascii="Times New Roman" w:eastAsia="Times New Roman" w:hAnsi="Times New Roman" w:cs="Times New Roman"/>
+          <w:color w:val="333333"/>
+          <w:sz w:val="26"/>
+          <w:szCs w:val="26"/>
+          <w:lang w:eastAsia="en-IN"/>
+        </w:rPr>
+        <w:t xml:space="preserve"> and returns an array.</w:t>
+      </w:r>
+      <w:r>
+        <w:rPr>
+          <w:rFonts w:ascii="Times New Roman" w:eastAsia="Times New Roman" w:hAnsi="Times New Roman" w:cs="Times New Roman"/>
+          <w:color w:val="333333"/>
+          <w:sz w:val="26"/>
+          <w:szCs w:val="26"/>
+          <w:lang w:eastAsia="en-IN"/>
+        </w:rPr>
+        <w:br/>
+      </w:r>
+      <w:r>
+        <w:rPr>
+          <w:rFonts w:ascii="Times New Roman" w:eastAsia="Times New Roman" w:hAnsi="Times New Roman" w:cs="Times New Roman"/>
+          <w:color w:val="333333"/>
+          <w:sz w:val="26"/>
+          <w:szCs w:val="26"/>
+          <w:lang w:eastAsia="en-IN"/>
+        </w:rPr>
+        <w:br/>
+        <w:t xml:space="preserve">Create a Class Main which would be used to read n strings and call the static method present in </w:t>
+      </w:r>
+      <w:proofErr w:type="spellStart"/>
+      <w:r>
+        <w:rPr>
+          <w:rFonts w:ascii="Times New Roman" w:eastAsia="Times New Roman" w:hAnsi="Times New Roman" w:cs="Times New Roman"/>
+          <w:color w:val="333333"/>
+          <w:sz w:val="26"/>
+          <w:szCs w:val="26"/>
+          <w:lang w:eastAsia="en-IN"/>
+        </w:rPr>
+        <w:t>UserMainCode</w:t>
+      </w:r>
+      <w:proofErr w:type="spellEnd"/>
+      <w:r>
+        <w:rPr>
+          <w:rFonts w:ascii="Times New Roman" w:eastAsia="Times New Roman" w:hAnsi="Times New Roman" w:cs="Times New Roman"/>
+          <w:color w:val="333333"/>
+          <w:sz w:val="26"/>
+          <w:szCs w:val="26"/>
+          <w:lang w:eastAsia="en-IN"/>
+        </w:rPr>
+        <w:t>.</w:t>
       </w:r>
       <w:r>
         <w:rPr>
@@ -925,106 +1144,147 @@
           <w:szCs w:val="26"/>
           <w:lang w:eastAsia="en-IN"/>
         </w:rPr>
-        <w:t>Sample Input 1:</w:t>
-      </w:r>
-      <w:r>
-        <w:rPr>
-          <w:rFonts w:ascii="Times New Roman" w:eastAsia="Times New Roman" w:hAnsi="Times New Roman" w:cs="Times New Roman"/>
-          <w:color w:val="333333"/>
-          <w:sz w:val="26"/>
-          <w:szCs w:val="26"/>
-          <w:lang w:eastAsia="en-IN"/>
-        </w:rPr>
-        <w:br/>
-        <w:t>3</w:t>
-      </w:r>
-      <w:r>
-        <w:rPr>
-          <w:rFonts w:ascii="Times New Roman" w:eastAsia="Times New Roman" w:hAnsi="Times New Roman" w:cs="Times New Roman"/>
-          <w:color w:val="333333"/>
-          <w:sz w:val="26"/>
-          <w:szCs w:val="26"/>
-          <w:lang w:eastAsia="en-IN"/>
-        </w:rPr>
-        <w:br/>
-        <w:t>Apple</w:t>
-      </w:r>
-      <w:r>
-        <w:rPr>
-          <w:rFonts w:ascii="Times New Roman" w:eastAsia="Times New Roman" w:hAnsi="Times New Roman" w:cs="Times New Roman"/>
-          <w:color w:val="333333"/>
-          <w:sz w:val="26"/>
-          <w:szCs w:val="26"/>
-          <w:lang w:eastAsia="en-IN"/>
-        </w:rPr>
-        <w:br/>
-        <w:t>Cherry</w:t>
-      </w:r>
-      <w:r>
-        <w:rPr>
-          <w:rFonts w:ascii="Times New Roman" w:eastAsia="Times New Roman" w:hAnsi="Times New Roman" w:cs="Times New Roman"/>
-          <w:color w:val="333333"/>
-          <w:sz w:val="26"/>
-          <w:szCs w:val="26"/>
-          <w:lang w:eastAsia="en-IN"/>
-        </w:rPr>
-        <w:br/>
-        <w:t>Grapes</w:t>
-      </w:r>
-      <w:r>
-        <w:rPr>
-          <w:rFonts w:ascii="Times New Roman" w:eastAsia="Times New Roman" w:hAnsi="Times New Roman" w:cs="Times New Roman"/>
-          <w:color w:val="333333"/>
-          <w:sz w:val="26"/>
-          <w:szCs w:val="26"/>
-          <w:lang w:eastAsia="en-IN"/>
-        </w:rPr>
-        <w:br/>
-        <w:t>4</w:t>
-      </w:r>
-      <w:r>
-        <w:rPr>
-          <w:rFonts w:ascii="Times New Roman" w:eastAsia="Times New Roman" w:hAnsi="Times New Roman" w:cs="Times New Roman"/>
-          <w:color w:val="333333"/>
-          <w:sz w:val="26"/>
-          <w:szCs w:val="26"/>
-          <w:lang w:eastAsia="en-IN"/>
-        </w:rPr>
-        <w:br/>
-        <w:t>Orange</w:t>
-      </w:r>
-      <w:r>
-        <w:rPr>
-          <w:rFonts w:ascii="Times New Roman" w:eastAsia="Times New Roman" w:hAnsi="Times New Roman" w:cs="Times New Roman"/>
-          <w:color w:val="333333"/>
-          <w:sz w:val="26"/>
-          <w:szCs w:val="26"/>
-          <w:lang w:eastAsia="en-IN"/>
-        </w:rPr>
-        <w:br/>
-        <w:t>Mango</w:t>
-      </w:r>
-      <w:r>
-        <w:rPr>
-          <w:rFonts w:ascii="Times New Roman" w:eastAsia="Times New Roman" w:hAnsi="Times New Roman" w:cs="Times New Roman"/>
-          <w:color w:val="333333"/>
-          <w:sz w:val="26"/>
-          <w:szCs w:val="26"/>
-          <w:lang w:eastAsia="en-IN"/>
-        </w:rPr>
-        <w:br/>
-        <w:t>Melon</w:t>
-      </w:r>
-      <w:r>
-        <w:rPr>
-          <w:rFonts w:ascii="Times New Roman" w:eastAsia="Times New Roman" w:hAnsi="Times New Roman" w:cs="Times New Roman"/>
-          <w:color w:val="333333"/>
-          <w:sz w:val="26"/>
-          <w:szCs w:val="26"/>
-          <w:lang w:eastAsia="en-IN"/>
-        </w:rPr>
-        <w:br/>
-        <w:t>Apple</w:t>
+        <w:t>Input and Output Format:</w:t>
+      </w:r>
+      <w:r>
+        <w:rPr>
+          <w:rFonts w:ascii="Times New Roman" w:eastAsia="Times New Roman" w:hAnsi="Times New Roman" w:cs="Times New Roman"/>
+          <w:color w:val="333333"/>
+          <w:sz w:val="26"/>
+          <w:szCs w:val="26"/>
+          <w:lang w:eastAsia="en-IN"/>
+        </w:rPr>
+        <w:br/>
+      </w:r>
+      <w:r>
+        <w:rPr>
+          <w:rFonts w:ascii="Times New Roman" w:eastAsia="Times New Roman" w:hAnsi="Times New Roman" w:cs="Times New Roman"/>
+          <w:color w:val="333333"/>
+          <w:sz w:val="26"/>
+          <w:szCs w:val="26"/>
+          <w:lang w:eastAsia="en-IN"/>
+        </w:rPr>
+        <w:br/>
+        <w:t xml:space="preserve">Input consists of an integer (m) denoting the size of first </w:t>
+      </w:r>
+      <w:proofErr w:type="spellStart"/>
+      <w:r>
+        <w:rPr>
+          <w:rFonts w:ascii="Times New Roman" w:eastAsia="Times New Roman" w:hAnsi="Times New Roman" w:cs="Times New Roman"/>
+          <w:color w:val="333333"/>
+          <w:sz w:val="26"/>
+          <w:szCs w:val="26"/>
+          <w:lang w:eastAsia="en-IN"/>
+        </w:rPr>
+        <w:t>arraylist</w:t>
+      </w:r>
+      <w:proofErr w:type="spellEnd"/>
+      <w:r>
+        <w:rPr>
+          <w:rFonts w:ascii="Times New Roman" w:eastAsia="Times New Roman" w:hAnsi="Times New Roman" w:cs="Times New Roman"/>
+          <w:color w:val="333333"/>
+          <w:sz w:val="26"/>
+          <w:szCs w:val="26"/>
+          <w:lang w:eastAsia="en-IN"/>
+        </w:rPr>
+        <w:t xml:space="preserve">. The next m elements would be the values of the first </w:t>
+      </w:r>
+      <w:proofErr w:type="spellStart"/>
+      <w:r>
+        <w:rPr>
+          <w:rFonts w:ascii="Times New Roman" w:eastAsia="Times New Roman" w:hAnsi="Times New Roman" w:cs="Times New Roman"/>
+          <w:color w:val="333333"/>
+          <w:sz w:val="26"/>
+          <w:szCs w:val="26"/>
+          <w:lang w:eastAsia="en-IN"/>
+        </w:rPr>
+        <w:t>arraylist</w:t>
+      </w:r>
+      <w:proofErr w:type="spellEnd"/>
+      <w:r>
+        <w:rPr>
+          <w:rFonts w:ascii="Times New Roman" w:eastAsia="Times New Roman" w:hAnsi="Times New Roman" w:cs="Times New Roman"/>
+          <w:color w:val="333333"/>
+          <w:sz w:val="26"/>
+          <w:szCs w:val="26"/>
+          <w:lang w:eastAsia="en-IN"/>
+        </w:rPr>
+        <w:t xml:space="preserve">. The next input would be n denoting the size of the second </w:t>
+      </w:r>
+      <w:proofErr w:type="spellStart"/>
+      <w:r>
+        <w:rPr>
+          <w:rFonts w:ascii="Times New Roman" w:eastAsia="Times New Roman" w:hAnsi="Times New Roman" w:cs="Times New Roman"/>
+          <w:color w:val="333333"/>
+          <w:sz w:val="26"/>
+          <w:szCs w:val="26"/>
+          <w:lang w:eastAsia="en-IN"/>
+        </w:rPr>
+        <w:t>arraylist</w:t>
+      </w:r>
+      <w:proofErr w:type="spellEnd"/>
+      <w:r>
+        <w:rPr>
+          <w:rFonts w:ascii="Times New Roman" w:eastAsia="Times New Roman" w:hAnsi="Times New Roman" w:cs="Times New Roman"/>
+          <w:color w:val="333333"/>
+          <w:sz w:val="26"/>
+          <w:szCs w:val="26"/>
+          <w:lang w:eastAsia="en-IN"/>
+        </w:rPr>
+        <w:t xml:space="preserve">. The next n elements would be the values of the second </w:t>
+      </w:r>
+      <w:proofErr w:type="spellStart"/>
+      <w:r>
+        <w:rPr>
+          <w:rFonts w:ascii="Times New Roman" w:eastAsia="Times New Roman" w:hAnsi="Times New Roman" w:cs="Times New Roman"/>
+          <w:color w:val="333333"/>
+          <w:sz w:val="26"/>
+          <w:szCs w:val="26"/>
+          <w:lang w:eastAsia="en-IN"/>
+        </w:rPr>
+        <w:t>arraylist</w:t>
+      </w:r>
+      <w:proofErr w:type="spellEnd"/>
+      <w:r>
+        <w:rPr>
+          <w:rFonts w:ascii="Times New Roman" w:eastAsia="Times New Roman" w:hAnsi="Times New Roman" w:cs="Times New Roman"/>
+          <w:color w:val="333333"/>
+          <w:sz w:val="26"/>
+          <w:szCs w:val="26"/>
+          <w:lang w:eastAsia="en-IN"/>
+        </w:rPr>
+        <w:t>.</w:t>
+      </w:r>
+      <w:r>
+        <w:rPr>
+          <w:rFonts w:ascii="Times New Roman" w:eastAsia="Times New Roman" w:hAnsi="Times New Roman" w:cs="Times New Roman"/>
+          <w:color w:val="333333"/>
+          <w:sz w:val="26"/>
+          <w:szCs w:val="26"/>
+          <w:lang w:eastAsia="en-IN"/>
+        </w:rPr>
+        <w:br/>
+      </w:r>
+      <w:r>
+        <w:rPr>
+          <w:rFonts w:ascii="Times New Roman" w:eastAsia="Times New Roman" w:hAnsi="Times New Roman" w:cs="Times New Roman"/>
+          <w:color w:val="333333"/>
+          <w:sz w:val="26"/>
+          <w:szCs w:val="26"/>
+          <w:lang w:eastAsia="en-IN"/>
+        </w:rPr>
+        <w:br/>
+        <w:t>Output consists of an array as per step 6. Refer sample output for formatting specifications.</w:t>
+      </w:r>
+      <w:r>
+        <w:rPr>
+          <w:rFonts w:ascii="Times New Roman" w:eastAsia="Times New Roman" w:hAnsi="Times New Roman" w:cs="Times New Roman"/>
+          <w:color w:val="333333"/>
+          <w:sz w:val="26"/>
+          <w:szCs w:val="26"/>
+          <w:lang w:eastAsia="en-IN"/>
+        </w:rPr>
+        <w:br/>
       </w:r>
       <w:r>
         <w:rPr>
@@ -1046,6 +1306,127 @@
           <w:szCs w:val="26"/>
           <w:lang w:eastAsia="en-IN"/>
         </w:rPr>
+        <w:t>Sample Input 1:</w:t>
+      </w:r>
+      <w:r>
+        <w:rPr>
+          <w:rFonts w:ascii="Times New Roman" w:eastAsia="Times New Roman" w:hAnsi="Times New Roman" w:cs="Times New Roman"/>
+          <w:color w:val="333333"/>
+          <w:sz w:val="26"/>
+          <w:szCs w:val="26"/>
+          <w:lang w:eastAsia="en-IN"/>
+        </w:rPr>
+        <w:br/>
+        <w:t>3</w:t>
+      </w:r>
+      <w:r>
+        <w:rPr>
+          <w:rFonts w:ascii="Times New Roman" w:eastAsia="Times New Roman" w:hAnsi="Times New Roman" w:cs="Times New Roman"/>
+          <w:color w:val="333333"/>
+          <w:sz w:val="26"/>
+          <w:szCs w:val="26"/>
+          <w:lang w:eastAsia="en-IN"/>
+        </w:rPr>
+        <w:br/>
+        <w:t>Apple</w:t>
+      </w:r>
+      <w:r>
+        <w:rPr>
+          <w:rFonts w:ascii="Times New Roman" w:eastAsia="Times New Roman" w:hAnsi="Times New Roman" w:cs="Times New Roman"/>
+          <w:color w:val="333333"/>
+          <w:sz w:val="26"/>
+          <w:szCs w:val="26"/>
+          <w:lang w:eastAsia="en-IN"/>
+        </w:rPr>
+        <w:br/>
+        <w:t>Cherry</w:t>
+      </w:r>
+      <w:r>
+        <w:rPr>
+          <w:rFonts w:ascii="Times New Roman" w:eastAsia="Times New Roman" w:hAnsi="Times New Roman" w:cs="Times New Roman"/>
+          <w:color w:val="333333"/>
+          <w:sz w:val="26"/>
+          <w:szCs w:val="26"/>
+          <w:lang w:eastAsia="en-IN"/>
+        </w:rPr>
+        <w:br/>
+        <w:t>Grapes</w:t>
+      </w:r>
+      <w:r>
+        <w:rPr>
+          <w:rFonts w:ascii="Times New Roman" w:eastAsia="Times New Roman" w:hAnsi="Times New Roman" w:cs="Times New Roman"/>
+          <w:color w:val="333333"/>
+          <w:sz w:val="26"/>
+          <w:szCs w:val="26"/>
+          <w:lang w:eastAsia="en-IN"/>
+        </w:rPr>
+        <w:br/>
+        <w:t>4</w:t>
+      </w:r>
+      <w:r>
+        <w:rPr>
+          <w:rFonts w:ascii="Times New Roman" w:eastAsia="Times New Roman" w:hAnsi="Times New Roman" w:cs="Times New Roman"/>
+          <w:color w:val="333333"/>
+          <w:sz w:val="26"/>
+          <w:szCs w:val="26"/>
+          <w:lang w:eastAsia="en-IN"/>
+        </w:rPr>
+        <w:br/>
+        <w:t>Orange</w:t>
+      </w:r>
+      <w:r>
+        <w:rPr>
+          <w:rFonts w:ascii="Times New Roman" w:eastAsia="Times New Roman" w:hAnsi="Times New Roman" w:cs="Times New Roman"/>
+          <w:color w:val="333333"/>
+          <w:sz w:val="26"/>
+          <w:szCs w:val="26"/>
+          <w:lang w:eastAsia="en-IN"/>
+        </w:rPr>
+        <w:br/>
+        <w:t>Mango</w:t>
+      </w:r>
+      <w:r>
+        <w:rPr>
+          <w:rFonts w:ascii="Times New Roman" w:eastAsia="Times New Roman" w:hAnsi="Times New Roman" w:cs="Times New Roman"/>
+          <w:color w:val="333333"/>
+          <w:sz w:val="26"/>
+          <w:szCs w:val="26"/>
+          <w:lang w:eastAsia="en-IN"/>
+        </w:rPr>
+        <w:br/>
+        <w:t>Melon</w:t>
+      </w:r>
+      <w:r>
+        <w:rPr>
+          <w:rFonts w:ascii="Times New Roman" w:eastAsia="Times New Roman" w:hAnsi="Times New Roman" w:cs="Times New Roman"/>
+          <w:color w:val="333333"/>
+          <w:sz w:val="26"/>
+          <w:szCs w:val="26"/>
+          <w:lang w:eastAsia="en-IN"/>
+        </w:rPr>
+        <w:br/>
+        <w:t>Apple</w:t>
+      </w:r>
+      <w:r>
+        <w:rPr>
+          <w:rFonts w:ascii="Times New Roman" w:eastAsia="Times New Roman" w:hAnsi="Times New Roman" w:cs="Times New Roman"/>
+          <w:color w:val="333333"/>
+          <w:sz w:val="26"/>
+          <w:szCs w:val="26"/>
+          <w:lang w:eastAsia="en-IN"/>
+        </w:rPr>
+        <w:br/>
+      </w:r>
+      <w:r>
+        <w:rPr>
+          <w:rFonts w:ascii="Times New Roman" w:eastAsia="Times New Roman" w:hAnsi="Times New Roman" w:cs="Times New Roman"/>
+          <w:b/>
+          <w:bCs/>
+          <w:color w:val="333333"/>
+          <w:sz w:val="26"/>
+          <w:szCs w:val="26"/>
+          <w:lang w:eastAsia="en-IN"/>
+        </w:rPr>
         <w:t>Sample Output 1:</w:t>
       </w:r>
       <w:r>
@@ -1144,19 +1525,66 @@
           <w:lang w:eastAsia="en-IN"/>
         </w:rPr>
         <w:br/>
-        <w:t>Write a program to read a non-negative integer n, compute the sum of its digits. If sum is greater than 9 repeat the process and calculate the sum once again until the final sum comes to single digit.Return the single digit.</w:t>
-      </w:r>
-      <w:r>
-        <w:rPr>
-          <w:rFonts w:ascii="Times New Roman" w:eastAsia="Times New Roman" w:hAnsi="Times New Roman" w:cs="Times New Roman"/>
-          <w:color w:val="333333"/>
-          <w:sz w:val="26"/>
-          <w:szCs w:val="26"/>
-          <w:lang w:eastAsia="en-IN"/>
-        </w:rPr>
-        <w:br/>
-        <w:t>Include a class UserMainCode with a static method </w:t>
-      </w:r>
+        <w:t xml:space="preserve">Write a program to read a non-negative integer n, compute the sum of its digits. If sum is greater than 9 repeat the process and calculate the sum once again until the final sum comes to single </w:t>
+      </w:r>
+      <w:proofErr w:type="spellStart"/>
+      <w:proofErr w:type="gramStart"/>
+      <w:r>
+        <w:rPr>
+          <w:rFonts w:ascii="Times New Roman" w:eastAsia="Times New Roman" w:hAnsi="Times New Roman" w:cs="Times New Roman"/>
+          <w:color w:val="333333"/>
+          <w:sz w:val="26"/>
+          <w:szCs w:val="26"/>
+          <w:lang w:eastAsia="en-IN"/>
+        </w:rPr>
+        <w:t>digit.Return</w:t>
+      </w:r>
+      <w:proofErr w:type="spellEnd"/>
+      <w:proofErr w:type="gramEnd"/>
+      <w:r>
+        <w:rPr>
+          <w:rFonts w:ascii="Times New Roman" w:eastAsia="Times New Roman" w:hAnsi="Times New Roman" w:cs="Times New Roman"/>
+          <w:color w:val="333333"/>
+          <w:sz w:val="26"/>
+          <w:szCs w:val="26"/>
+          <w:lang w:eastAsia="en-IN"/>
+        </w:rPr>
+        <w:t xml:space="preserve"> the single digit.</w:t>
+      </w:r>
+      <w:r>
+        <w:rPr>
+          <w:rFonts w:ascii="Times New Roman" w:eastAsia="Times New Roman" w:hAnsi="Times New Roman" w:cs="Times New Roman"/>
+          <w:color w:val="333333"/>
+          <w:sz w:val="26"/>
+          <w:szCs w:val="26"/>
+          <w:lang w:eastAsia="en-IN"/>
+        </w:rPr>
+        <w:br/>
+        <w:t xml:space="preserve">Include a class </w:t>
+      </w:r>
+      <w:proofErr w:type="spellStart"/>
+      <w:r>
+        <w:rPr>
+          <w:rFonts w:ascii="Times New Roman" w:eastAsia="Times New Roman" w:hAnsi="Times New Roman" w:cs="Times New Roman"/>
+          <w:color w:val="333333"/>
+          <w:sz w:val="26"/>
+          <w:szCs w:val="26"/>
+          <w:lang w:eastAsia="en-IN"/>
+        </w:rPr>
+        <w:t>UserMainCode</w:t>
+      </w:r>
+      <w:proofErr w:type="spellEnd"/>
+      <w:r>
+        <w:rPr>
+          <w:rFonts w:ascii="Times New Roman" w:eastAsia="Times New Roman" w:hAnsi="Times New Roman" w:cs="Times New Roman"/>
+          <w:color w:val="333333"/>
+          <w:sz w:val="26"/>
+          <w:szCs w:val="26"/>
+          <w:lang w:eastAsia="en-IN"/>
+        </w:rPr>
+        <w:t xml:space="preserve"> with a static method </w:t>
+      </w:r>
+      <w:proofErr w:type="spellStart"/>
       <w:r>
         <w:rPr>
           <w:rFonts w:ascii="Times New Roman" w:eastAsia="Times New Roman" w:hAnsi="Times New Roman" w:cs="Times New Roman"/>
@@ -1169,6 +1597,7 @@
         </w:rPr>
         <w:t>getDigitSum</w:t>
       </w:r>
+      <w:proofErr w:type="spellEnd"/>
       <w:r>
         <w:rPr>
           <w:rFonts w:ascii="Times New Roman" w:eastAsia="Times New Roman" w:hAnsi="Times New Roman" w:cs="Times New Roman"/>
@@ -1188,7 +1617,29 @@
           <w:lang w:eastAsia="en-IN"/>
         </w:rPr>
         <w:br/>
-        <w:t>Create a Class Main which would be used to accept the string and call the static method present in UserMainCode.</w:t>
+        <w:t xml:space="preserve">Create a Class Main which would be used to accept the string and call the static method present in </w:t>
+      </w:r>
+      <w:proofErr w:type="spellStart"/>
+      <w:r>
+        <w:rPr>
+          <w:rFonts w:ascii="Times New Roman" w:eastAsia="Times New Roman" w:hAnsi="Times New Roman" w:cs="Times New Roman"/>
+          <w:color w:val="333333"/>
+          <w:sz w:val="26"/>
+          <w:szCs w:val="26"/>
+          <w:lang w:eastAsia="en-IN"/>
+        </w:rPr>
+        <w:t>UserMainCode</w:t>
+      </w:r>
+      <w:proofErr w:type="spellEnd"/>
+      <w:r>
+        <w:rPr>
+          <w:rFonts w:ascii="Times New Roman" w:eastAsia="Times New Roman" w:hAnsi="Times New Roman" w:cs="Times New Roman"/>
+          <w:color w:val="333333"/>
+          <w:sz w:val="26"/>
+          <w:szCs w:val="26"/>
+          <w:lang w:eastAsia="en-IN"/>
+        </w:rPr>
+        <w:t>.</w:t>
       </w:r>
       <w:r>
         <w:rPr>
@@ -1231,7 +1682,29 @@
           <w:lang w:eastAsia="en-IN"/>
         </w:rPr>
         <w:br/>
-        <w:t>Input consists of a integer.</w:t>
+        <w:t xml:space="preserve">Input consists of </w:t>
+      </w:r>
+      <w:proofErr w:type="gramStart"/>
+      <w:r>
+        <w:rPr>
+          <w:rFonts w:ascii="Times New Roman" w:eastAsia="Times New Roman" w:hAnsi="Times New Roman" w:cs="Times New Roman"/>
+          <w:color w:val="333333"/>
+          <w:sz w:val="26"/>
+          <w:szCs w:val="26"/>
+          <w:lang w:eastAsia="en-IN"/>
+        </w:rPr>
+        <w:t>a</w:t>
+      </w:r>
+      <w:proofErr w:type="gramEnd"/>
+      <w:r>
+        <w:rPr>
+          <w:rFonts w:ascii="Times New Roman" w:eastAsia="Times New Roman" w:hAnsi="Times New Roman" w:cs="Times New Roman"/>
+          <w:color w:val="333333"/>
+          <w:sz w:val="26"/>
+          <w:szCs w:val="26"/>
+          <w:lang w:eastAsia="en-IN"/>
+        </w:rPr>
+        <w:t xml:space="preserve"> integer.</w:t>
       </w:r>
       <w:r>
         <w:rPr>
@@ -1483,6 +1956,7 @@
         </w:rPr>
         <w:t>Include a class </w:t>
       </w:r>
+      <w:proofErr w:type="spellStart"/>
       <w:r>
         <w:rPr>
           <w:rFonts w:ascii="Times New Roman" w:eastAsia="Times New Roman" w:hAnsi="Times New Roman" w:cs="Times New Roman"/>
@@ -1495,6 +1969,7 @@
         </w:rPr>
         <w:t>UserMainCode</w:t>
       </w:r>
+      <w:proofErr w:type="spellEnd"/>
       <w:r>
         <w:rPr>
           <w:rFonts w:ascii="Times New Roman" w:eastAsia="Times New Roman" w:hAnsi="Times New Roman" w:cs="Times New Roman"/>
@@ -1505,6 +1980,7 @@
         </w:rPr>
         <w:t> with a static method “</w:t>
       </w:r>
+      <w:proofErr w:type="spellStart"/>
       <w:r>
         <w:rPr>
           <w:rFonts w:ascii="Times New Roman" w:eastAsia="Times New Roman" w:hAnsi="Times New Roman" w:cs="Times New Roman"/>
@@ -1517,15 +1993,40 @@
         </w:rPr>
         <w:t>addAndReverse</w:t>
       </w:r>
-      <w:r>
-        <w:rPr>
-          <w:rFonts w:ascii="Times New Roman" w:eastAsia="Times New Roman" w:hAnsi="Times New Roman" w:cs="Times New Roman"/>
-          <w:color w:val="333333"/>
-          <w:sz w:val="26"/>
-          <w:szCs w:val="26"/>
-          <w:lang w:eastAsia="en-IN"/>
-        </w:rPr>
-        <w:t>” that accepts 2 arguments and returns an integer.The first argument corresponds to the integer array and the second argument corresponds to the number.</w:t>
+      <w:proofErr w:type="spellEnd"/>
+      <w:r>
+        <w:rPr>
+          <w:rFonts w:ascii="Times New Roman" w:eastAsia="Times New Roman" w:hAnsi="Times New Roman" w:cs="Times New Roman"/>
+          <w:color w:val="333333"/>
+          <w:sz w:val="26"/>
+          <w:szCs w:val="26"/>
+          <w:lang w:eastAsia="en-IN"/>
+        </w:rPr>
+        <w:t xml:space="preserve">” that accepts 2 arguments and returns an </w:t>
+      </w:r>
+      <w:proofErr w:type="spellStart"/>
+      <w:proofErr w:type="gramStart"/>
+      <w:r>
+        <w:rPr>
+          <w:rFonts w:ascii="Times New Roman" w:eastAsia="Times New Roman" w:hAnsi="Times New Roman" w:cs="Times New Roman"/>
+          <w:color w:val="333333"/>
+          <w:sz w:val="26"/>
+          <w:szCs w:val="26"/>
+          <w:lang w:eastAsia="en-IN"/>
+        </w:rPr>
+        <w:t>integer.The</w:t>
+      </w:r>
+      <w:proofErr w:type="spellEnd"/>
+      <w:proofErr w:type="gramEnd"/>
+      <w:r>
+        <w:rPr>
+          <w:rFonts w:ascii="Times New Roman" w:eastAsia="Times New Roman" w:hAnsi="Times New Roman" w:cs="Times New Roman"/>
+          <w:color w:val="333333"/>
+          <w:sz w:val="26"/>
+          <w:szCs w:val="26"/>
+          <w:lang w:eastAsia="en-IN"/>
+        </w:rPr>
+        <w:t xml:space="preserve"> first argument corresponds to the integer array and the second argument corresponds to the number.</w:t>
       </w:r>
     </w:p>
     <w:p>
@@ -1571,6 +2072,7 @@
         </w:rPr>
         <w:t> which would get the required input and call the static method </w:t>
       </w:r>
+      <w:proofErr w:type="spellStart"/>
       <w:r>
         <w:rPr>
           <w:rFonts w:ascii="Times New Roman" w:eastAsia="Times New Roman" w:hAnsi="Times New Roman" w:cs="Times New Roman"/>
@@ -1583,15 +2085,38 @@
         </w:rPr>
         <w:t>addAndReverse</w:t>
       </w:r>
-      <w:r>
-        <w:rPr>
-          <w:rFonts w:ascii="Times New Roman" w:eastAsia="Times New Roman" w:hAnsi="Times New Roman" w:cs="Times New Roman"/>
-          <w:color w:val="333333"/>
-          <w:sz w:val="26"/>
-          <w:szCs w:val="26"/>
-          <w:lang w:eastAsia="en-IN"/>
-        </w:rPr>
-        <w:t> present in the UserMainCode.</w:t>
+      <w:proofErr w:type="spellEnd"/>
+      <w:r>
+        <w:rPr>
+          <w:rFonts w:ascii="Times New Roman" w:eastAsia="Times New Roman" w:hAnsi="Times New Roman" w:cs="Times New Roman"/>
+          <w:color w:val="333333"/>
+          <w:sz w:val="26"/>
+          <w:szCs w:val="26"/>
+          <w:lang w:eastAsia="en-IN"/>
+        </w:rPr>
+        <w:t xml:space="preserve"> present in the </w:t>
+      </w:r>
+      <w:proofErr w:type="spellStart"/>
+      <w:r>
+        <w:rPr>
+          <w:rFonts w:ascii="Times New Roman" w:eastAsia="Times New Roman" w:hAnsi="Times New Roman" w:cs="Times New Roman"/>
+          <w:color w:val="333333"/>
+          <w:sz w:val="26"/>
+          <w:szCs w:val="26"/>
+          <w:lang w:eastAsia="en-IN"/>
+        </w:rPr>
+        <w:t>UserMainCode</w:t>
+      </w:r>
+      <w:proofErr w:type="spellEnd"/>
+      <w:r>
+        <w:rPr>
+          <w:rFonts w:ascii="Times New Roman" w:eastAsia="Times New Roman" w:hAnsi="Times New Roman" w:cs="Times New Roman"/>
+          <w:color w:val="333333"/>
+          <w:sz w:val="26"/>
+          <w:szCs w:val="26"/>
+          <w:lang w:eastAsia="en-IN"/>
+        </w:rPr>
+        <w:t>.</w:t>
       </w:r>
     </w:p>
     <w:p>
@@ -1784,7 +2309,29 @@
           <w:szCs w:val="26"/>
           <w:lang w:eastAsia="en-IN"/>
         </w:rPr>
-        <w:t>The next n lines of the input consists of integers that correspond to the elements in the array.</w:t>
+        <w:t xml:space="preserve">The next n lines of the input </w:t>
+      </w:r>
+      <w:proofErr w:type="gramStart"/>
+      <w:r>
+        <w:rPr>
+          <w:rFonts w:ascii="Times New Roman" w:eastAsia="Times New Roman" w:hAnsi="Times New Roman" w:cs="Times New Roman"/>
+          <w:color w:val="333333"/>
+          <w:sz w:val="26"/>
+          <w:szCs w:val="26"/>
+          <w:lang w:eastAsia="en-IN"/>
+        </w:rPr>
+        <w:t>consists</w:t>
+      </w:r>
+      <w:proofErr w:type="gramEnd"/>
+      <w:r>
+        <w:rPr>
+          <w:rFonts w:ascii="Times New Roman" w:eastAsia="Times New Roman" w:hAnsi="Times New Roman" w:cs="Times New Roman"/>
+          <w:color w:val="333333"/>
+          <w:sz w:val="26"/>
+          <w:szCs w:val="26"/>
+          <w:lang w:eastAsia="en-IN"/>
+        </w:rPr>
+        <w:t xml:space="preserve"> of integers that correspond to the elements in the array.</w:t>
       </w:r>
     </w:p>
     <w:p>
@@ -2152,6 +2699,7 @@
         </w:rPr>
         <w:t>Include a class </w:t>
       </w:r>
+      <w:proofErr w:type="spellStart"/>
       <w:r>
         <w:rPr>
           <w:rFonts w:ascii="Times New Roman" w:eastAsia="Times New Roman" w:hAnsi="Times New Roman" w:cs="Times New Roman"/>
@@ -2164,6 +2712,7 @@
         </w:rPr>
         <w:t>UserMainCode</w:t>
       </w:r>
+      <w:proofErr w:type="spellEnd"/>
       <w:r>
         <w:rPr>
           <w:rFonts w:ascii="Times New Roman" w:eastAsia="Times New Roman" w:hAnsi="Times New Roman" w:cs="Times New Roman"/>
@@ -2174,6 +2723,7 @@
         </w:rPr>
         <w:t> with a static method </w:t>
       </w:r>
+      <w:proofErr w:type="spellStart"/>
       <w:r>
         <w:rPr>
           <w:rFonts w:ascii="Times New Roman" w:eastAsia="Times New Roman" w:hAnsi="Times New Roman" w:cs="Times New Roman"/>
@@ -2186,6 +2736,7 @@
         </w:rPr>
         <w:t>sumOfDigits</w:t>
       </w:r>
+      <w:proofErr w:type="spellEnd"/>
       <w:r>
         <w:rPr>
           <w:rFonts w:ascii="Times New Roman" w:eastAsia="Times New Roman" w:hAnsi="Times New Roman" w:cs="Times New Roman"/>
@@ -2262,6 +2813,7 @@
         </w:rPr>
         <w:t> which would get the input and call the static method </w:t>
       </w:r>
+      <w:proofErr w:type="spellStart"/>
       <w:r>
         <w:rPr>
           <w:rFonts w:ascii="Times New Roman" w:eastAsia="Times New Roman" w:hAnsi="Times New Roman" w:cs="Times New Roman"/>
@@ -2274,15 +2826,38 @@
         </w:rPr>
         <w:t>sumOfDigits</w:t>
       </w:r>
-      <w:r>
-        <w:rPr>
-          <w:rFonts w:ascii="Times New Roman" w:eastAsia="Times New Roman" w:hAnsi="Times New Roman" w:cs="Times New Roman"/>
-          <w:color w:val="333333"/>
-          <w:sz w:val="26"/>
-          <w:szCs w:val="26"/>
-          <w:lang w:eastAsia="en-IN"/>
-        </w:rPr>
-        <w:t> present in the UserMainCode.</w:t>
+      <w:proofErr w:type="spellEnd"/>
+      <w:r>
+        <w:rPr>
+          <w:rFonts w:ascii="Times New Roman" w:eastAsia="Times New Roman" w:hAnsi="Times New Roman" w:cs="Times New Roman"/>
+          <w:color w:val="333333"/>
+          <w:sz w:val="26"/>
+          <w:szCs w:val="26"/>
+          <w:lang w:eastAsia="en-IN"/>
+        </w:rPr>
+        <w:t xml:space="preserve"> present in the </w:t>
+      </w:r>
+      <w:proofErr w:type="spellStart"/>
+      <w:r>
+        <w:rPr>
+          <w:rFonts w:ascii="Times New Roman" w:eastAsia="Times New Roman" w:hAnsi="Times New Roman" w:cs="Times New Roman"/>
+          <w:color w:val="333333"/>
+          <w:sz w:val="26"/>
+          <w:szCs w:val="26"/>
+          <w:lang w:eastAsia="en-IN"/>
+        </w:rPr>
+        <w:t>UserMainCode</w:t>
+      </w:r>
+      <w:proofErr w:type="spellEnd"/>
+      <w:r>
+        <w:rPr>
+          <w:rFonts w:ascii="Times New Roman" w:eastAsia="Times New Roman" w:hAnsi="Times New Roman" w:cs="Times New Roman"/>
+          <w:color w:val="333333"/>
+          <w:sz w:val="26"/>
+          <w:szCs w:val="26"/>
+          <w:lang w:eastAsia="en-IN"/>
+        </w:rPr>
+        <w:t>.</w:t>
       </w:r>
     </w:p>
     <w:p>
@@ -2619,19 +3194,98 @@
           <w:szCs w:val="26"/>
           <w:lang w:eastAsia="en-IN"/>
         </w:rPr>
-        <w:t>Obtain two strings S1,S2 from user as input. Your program should form a string of  “long+short+long”, with the shorter string inside of the longer String.</w:t>
-      </w:r>
-      <w:r>
-        <w:rPr>
-          <w:rFonts w:ascii="Times New Roman" w:eastAsia="Times New Roman" w:hAnsi="Times New Roman" w:cs="Times New Roman"/>
-          <w:color w:val="333333"/>
-          <w:sz w:val="26"/>
-          <w:szCs w:val="26"/>
-          <w:lang w:eastAsia="en-IN"/>
-        </w:rPr>
-        <w:br/>
-        <w:t>Include a class UserMainCode with a static method </w:t>
-      </w:r>
+        <w:t>Obtain two strings S</w:t>
+      </w:r>
+      <w:proofErr w:type="gramStart"/>
+      <w:r>
+        <w:rPr>
+          <w:rFonts w:ascii="Times New Roman" w:eastAsia="Times New Roman" w:hAnsi="Times New Roman" w:cs="Times New Roman"/>
+          <w:color w:val="333333"/>
+          <w:sz w:val="26"/>
+          <w:szCs w:val="26"/>
+          <w:lang w:eastAsia="en-IN"/>
+        </w:rPr>
+        <w:t>1,S</w:t>
+      </w:r>
+      <w:proofErr w:type="gramEnd"/>
+      <w:r>
+        <w:rPr>
+          <w:rFonts w:ascii="Times New Roman" w:eastAsia="Times New Roman" w:hAnsi="Times New Roman" w:cs="Times New Roman"/>
+          <w:color w:val="333333"/>
+          <w:sz w:val="26"/>
+          <w:szCs w:val="26"/>
+          <w:lang w:eastAsia="en-IN"/>
+        </w:rPr>
+        <w:t xml:space="preserve">2 from user as input. Your program should form a string </w:t>
+      </w:r>
+      <w:proofErr w:type="gramStart"/>
+      <w:r>
+        <w:rPr>
+          <w:rFonts w:ascii="Times New Roman" w:eastAsia="Times New Roman" w:hAnsi="Times New Roman" w:cs="Times New Roman"/>
+          <w:color w:val="333333"/>
+          <w:sz w:val="26"/>
+          <w:szCs w:val="26"/>
+          <w:lang w:eastAsia="en-IN"/>
+        </w:rPr>
+        <w:t>of  “</w:t>
+      </w:r>
+      <w:proofErr w:type="spellStart"/>
+      <w:proofErr w:type="gramEnd"/>
+      <w:r>
+        <w:rPr>
+          <w:rFonts w:ascii="Times New Roman" w:eastAsia="Times New Roman" w:hAnsi="Times New Roman" w:cs="Times New Roman"/>
+          <w:color w:val="333333"/>
+          <w:sz w:val="26"/>
+          <w:szCs w:val="26"/>
+          <w:lang w:eastAsia="en-IN"/>
+        </w:rPr>
+        <w:t>long+short+long</w:t>
+      </w:r>
+      <w:proofErr w:type="spellEnd"/>
+      <w:r>
+        <w:rPr>
+          <w:rFonts w:ascii="Times New Roman" w:eastAsia="Times New Roman" w:hAnsi="Times New Roman" w:cs="Times New Roman"/>
+          <w:color w:val="333333"/>
+          <w:sz w:val="26"/>
+          <w:szCs w:val="26"/>
+          <w:lang w:eastAsia="en-IN"/>
+        </w:rPr>
+        <w:t>”, with the shorter string inside of the longer String.</w:t>
+      </w:r>
+      <w:r>
+        <w:rPr>
+          <w:rFonts w:ascii="Times New Roman" w:eastAsia="Times New Roman" w:hAnsi="Times New Roman" w:cs="Times New Roman"/>
+          <w:color w:val="333333"/>
+          <w:sz w:val="26"/>
+          <w:szCs w:val="26"/>
+          <w:lang w:eastAsia="en-IN"/>
+        </w:rPr>
+        <w:br/>
+        <w:t xml:space="preserve">Include a class </w:t>
+      </w:r>
+      <w:proofErr w:type="spellStart"/>
+      <w:r>
+        <w:rPr>
+          <w:rFonts w:ascii="Times New Roman" w:eastAsia="Times New Roman" w:hAnsi="Times New Roman" w:cs="Times New Roman"/>
+          <w:color w:val="333333"/>
+          <w:sz w:val="26"/>
+          <w:szCs w:val="26"/>
+          <w:lang w:eastAsia="en-IN"/>
+        </w:rPr>
+        <w:t>UserMainCode</w:t>
+      </w:r>
+      <w:proofErr w:type="spellEnd"/>
+      <w:r>
+        <w:rPr>
+          <w:rFonts w:ascii="Times New Roman" w:eastAsia="Times New Roman" w:hAnsi="Times New Roman" w:cs="Times New Roman"/>
+          <w:color w:val="333333"/>
+          <w:sz w:val="26"/>
+          <w:szCs w:val="26"/>
+          <w:lang w:eastAsia="en-IN"/>
+        </w:rPr>
+        <w:t xml:space="preserve"> with a static method </w:t>
+      </w:r>
+      <w:proofErr w:type="spellStart"/>
       <w:r>
         <w:rPr>
           <w:rFonts w:ascii="Times New Roman" w:eastAsia="Times New Roman" w:hAnsi="Times New Roman" w:cs="Times New Roman"/>
@@ -2644,6 +3298,7 @@
         </w:rPr>
         <w:t>getCombo</w:t>
       </w:r>
+      <w:proofErr w:type="spellEnd"/>
       <w:r>
         <w:rPr>
           <w:rFonts w:ascii="Times New Roman" w:eastAsia="Times New Roman" w:hAnsi="Times New Roman" w:cs="Times New Roman"/>
@@ -2663,7 +3318,29 @@
           <w:lang w:eastAsia="en-IN"/>
         </w:rPr>
         <w:br/>
-        <w:t>Create a Class Main which would be used to accept two Input strings and call the static method present in UserMainCode.</w:t>
+        <w:t xml:space="preserve">Create a Class Main which would be used to accept two Input strings and call the static method present in </w:t>
+      </w:r>
+      <w:proofErr w:type="spellStart"/>
+      <w:r>
+        <w:rPr>
+          <w:rFonts w:ascii="Times New Roman" w:eastAsia="Times New Roman" w:hAnsi="Times New Roman" w:cs="Times New Roman"/>
+          <w:color w:val="333333"/>
+          <w:sz w:val="26"/>
+          <w:szCs w:val="26"/>
+          <w:lang w:eastAsia="en-IN"/>
+        </w:rPr>
+        <w:t>UserMainCode</w:t>
+      </w:r>
+      <w:proofErr w:type="spellEnd"/>
+      <w:r>
+        <w:rPr>
+          <w:rFonts w:ascii="Times New Roman" w:eastAsia="Times New Roman" w:hAnsi="Times New Roman" w:cs="Times New Roman"/>
+          <w:color w:val="333333"/>
+          <w:sz w:val="26"/>
+          <w:szCs w:val="26"/>
+          <w:lang w:eastAsia="en-IN"/>
+        </w:rPr>
+        <w:t>.</w:t>
       </w:r>
       <w:r>
         <w:rPr>
@@ -2707,7 +3384,29 @@
           <w:lang w:eastAsia="en-IN"/>
         </w:rPr>
         <w:br/>
-        <w:t>Output consists of an string.</w:t>
+        <w:t xml:space="preserve">Output consists of </w:t>
+      </w:r>
+      <w:proofErr w:type="gramStart"/>
+      <w:r>
+        <w:rPr>
+          <w:rFonts w:ascii="Times New Roman" w:eastAsia="Times New Roman" w:hAnsi="Times New Roman" w:cs="Times New Roman"/>
+          <w:color w:val="333333"/>
+          <w:sz w:val="26"/>
+          <w:szCs w:val="26"/>
+          <w:lang w:eastAsia="en-IN"/>
+        </w:rPr>
+        <w:t>an</w:t>
+      </w:r>
+      <w:proofErr w:type="gramEnd"/>
+      <w:r>
+        <w:rPr>
+          <w:rFonts w:ascii="Times New Roman" w:eastAsia="Times New Roman" w:hAnsi="Times New Roman" w:cs="Times New Roman"/>
+          <w:color w:val="333333"/>
+          <w:sz w:val="26"/>
+          <w:szCs w:val="26"/>
+          <w:lang w:eastAsia="en-IN"/>
+        </w:rPr>
+        <w:t xml:space="preserve"> string.</w:t>
       </w:r>
       <w:r>
         <w:rPr>
@@ -2795,8 +3494,19 @@
           <w:lang w:eastAsia="en-IN"/>
         </w:rPr>
         <w:br/>
+      </w:r>
+      <w:proofErr w:type="spellStart"/>
+      <w:r>
+        <w:rPr>
+          <w:rFonts w:ascii="Times New Roman" w:eastAsia="Times New Roman" w:hAnsi="Times New Roman" w:cs="Times New Roman"/>
+          <w:color w:val="333333"/>
+          <w:sz w:val="26"/>
+          <w:szCs w:val="26"/>
+          <w:lang w:eastAsia="en-IN"/>
+        </w:rPr>
         <w:t>HelloHiHello</w:t>
       </w:r>
+      <w:proofErr w:type="spellEnd"/>
     </w:p>
     <w:p>
       <w:pPr>
@@ -2832,12 +3542,36 @@
     </w:p>
     <w:p>
       <w:r>
-        <w:t>Write a Java program that accepts the first name, lastname, age as input and display their password.</w:t>
-      </w:r>
-    </w:p>
-    <w:p>
-      <w:r>
-        <w:t>The password must be combination of first 3 letters of firstname, last 3 letters of lastname and @ symbol then their age. The first letter should be capitalized.</w:t>
+        <w:t xml:space="preserve">Write a Java program that accepts the first name, </w:t>
+      </w:r>
+      <w:proofErr w:type="spellStart"/>
+      <w:r>
+        <w:t>lastname</w:t>
+      </w:r>
+      <w:proofErr w:type="spellEnd"/>
+      <w:r>
+        <w:t>, age as input and display their password.</w:t>
+      </w:r>
+    </w:p>
+    <w:p>
+      <w:r>
+        <w:t xml:space="preserve">The password must be combination of first 3 letters of </w:t>
+      </w:r>
+      <w:proofErr w:type="spellStart"/>
+      <w:r>
+        <w:t>firstname</w:t>
+      </w:r>
+      <w:proofErr w:type="spellEnd"/>
+      <w:r>
+        <w:t xml:space="preserve">, last 3 letters of </w:t>
+      </w:r>
+      <w:proofErr w:type="spellStart"/>
+      <w:r>
+        <w:t>lastname</w:t>
+      </w:r>
+      <w:proofErr w:type="spellEnd"/>
+      <w:r>
+        <w:t xml:space="preserve"> and @ symbol then their age. The first letter should be capitalized.</w:t>
       </w:r>
     </w:p>
     <w:p>
@@ -2851,8 +3585,13 @@
     </w:p>
     <w:p>
       <w:r>
-        <w:t>Last Name: siva</w:t>
-      </w:r>
+        <w:t xml:space="preserve">Last Name: </w:t>
+      </w:r>
+      <w:proofErr w:type="spellStart"/>
+      <w:r>
+        <w:t>siva</w:t>
+      </w:r>
+      <w:proofErr w:type="spellEnd"/>
     </w:p>
     <w:p>
       <w:r>
@@ -2872,12 +3611,29 @@
     </w:p>
     <w:p>
       <w:pPr>
+        <w:pBdr>
+          <w:bottom w:val="single" w:sz="6" w:space="1" w:color="auto"/>
+        </w:pBdr>
         <w:jc w:val="center"/>
         <w:rPr>
           <w:b/>
           <w:bCs/>
         </w:rPr>
       </w:pPr>
+    </w:p>
+    <w:p>
+      <w:pPr>
+        <w:pStyle w:val="ListParagraph"/>
+        <w:ind w:left="1080"/>
+      </w:pPr>
+      <w:hyperlink r:id="rId6" w:history="1">
+        <w:r>
+          <w:rPr>
+            <w:rStyle w:val="Hyperlink"/>
+          </w:rPr>
+          <w:t>https://docs.google.com/spreadsheets/d/1QZoA3iLkcvezVNC4xDFtKp4gX3j1ATfEuPnRsEjuKFA/edit?usp=sharing</w:t>
+        </w:r>
+      </w:hyperlink>
     </w:p>
     <w:p>
       <w:pPr>
